--- a/Mil.Paperwork.Domain/Templates/WriteOffOrderTemplate.docx
+++ b/Mil.Paperwork.Domain/Templates/WriteOffOrderTemplate.docx
@@ -529,10 +529,10 @@
           <w:lang w:val="en-US"/>
         </w:rPr>
       </w:pPr>
-      <w:bookmarkStart w:id="3" w:name="_Hlk211254229"/>
-      <w:bookmarkStart w:id="4" w:name="_Hlk205021906"/>
-      <w:bookmarkStart w:id="5" w:name="_Hlk206511887"/>
-      <w:bookmarkStart w:id="6" w:name="_Hlk210635222"/>
+      <w:bookmarkStart w:id="3" w:name="_Hlk205021906"/>
+      <w:bookmarkStart w:id="4" w:name="_Hlk206511887"/>
+      <w:bookmarkStart w:id="5" w:name="_Hlk210635222"/>
+      <w:bookmarkStart w:id="6" w:name="_Hlk211254229"/>
       <w:r>
         <w:rPr>
           <w:sz w:val="28"/>
@@ -1324,6 +1324,143 @@
         </w:rPr>
       </w:pPr>
     </w:p>
+    <w:bookmarkEnd w:id="6"/>
+    <w:p>
+      <w:pPr>
+        <w:pStyle w:val="a7"/>
+        <w:spacing w:after="0" w:line="252" w:lineRule="auto"/>
+        <w:jc w:val="both"/>
+        <w:rPr>
+          <w:sz w:val="28"/>
+          <w:szCs w:val="28"/>
+          <w:lang w:eastAsia="uk-UA"/>
+        </w:rPr>
+      </w:pPr>
+      <w:r>
+        <w:rPr>
+          <w:rFonts w:ascii="Times New Roman" w:hAnsi="Times New Roman"/>
+          <w:sz w:val="28"/>
+          <w:szCs w:val="28"/>
+          <w:lang w:val="uk-UA"/>
+        </w:rPr>
+        <w:fldChar w:fldCharType="begin"/>
+      </w:r>
+      <w:r>
+        <w:rPr>
+          <w:rFonts w:ascii="Times New Roman" w:hAnsi="Times New Roman"/>
+          <w:sz w:val="28"/>
+          <w:szCs w:val="28"/>
+          <w:lang w:val="uk-UA"/>
+        </w:rPr>
+        <w:instrText xml:space="preserve"> MERGEFIELD  SERVICES_BLOCK  \* MERGEFORMAT </w:instrText>
+      </w:r>
+      <w:r>
+        <w:rPr>
+          <w:rFonts w:ascii="Times New Roman" w:hAnsi="Times New Roman"/>
+          <w:sz w:val="28"/>
+          <w:szCs w:val="28"/>
+          <w:lang w:val="uk-UA"/>
+        </w:rPr>
+        <w:fldChar w:fldCharType="separate"/>
+      </w:r>
+      <w:r>
+        <w:rPr>
+          <w:rFonts w:ascii="Times New Roman" w:hAnsi="Times New Roman"/>
+          <w:noProof/>
+          <w:sz w:val="28"/>
+          <w:szCs w:val="28"/>
+          <w:lang w:val="uk-UA"/>
+        </w:rPr>
+        <w:t>«SERVICES_BLOCK»</w:t>
+      </w:r>
+      <w:r>
+        <w:rPr>
+          <w:rFonts w:ascii="Times New Roman" w:hAnsi="Times New Roman"/>
+          <w:sz w:val="28"/>
+          <w:szCs w:val="28"/>
+          <w:lang w:val="uk-UA"/>
+        </w:rPr>
+        <w:fldChar w:fldCharType="end"/>
+      </w:r>
+    </w:p>
+    <w:p>
+      <w:pPr>
+        <w:ind w:firstLine="709"/>
+        <w:rPr>
+          <w:sz w:val="28"/>
+          <w:szCs w:val="28"/>
+          <w:lang w:eastAsia="uk-UA"/>
+        </w:rPr>
+      </w:pPr>
+      <w:r>
+        <w:rPr>
+          <w:sz w:val="28"/>
+          <w:szCs w:val="28"/>
+          <w:lang w:eastAsia="uk-UA"/>
+        </w:rPr>
+        <w:t xml:space="preserve">Всього майна втрачено залишковою вартістю </w:t>
+      </w:r>
+      <w:r>
+        <w:rPr>
+          <w:sz w:val="28"/>
+          <w:szCs w:val="28"/>
+          <w:lang w:val="ru-RU" w:eastAsia="uk-UA"/>
+        </w:rPr>
+        <w:fldChar w:fldCharType="begin"/>
+      </w:r>
+      <w:r>
+        <w:rPr>
+          <w:sz w:val="28"/>
+          <w:szCs w:val="28"/>
+          <w:lang w:val="ru-RU" w:eastAsia="uk-UA"/>
+        </w:rPr>
+        <w:instrText xml:space="preserve"> MERGEFIELD  TOTAL_SUM  \* MERGEFORMAT </w:instrText>
+      </w:r>
+      <w:r>
+        <w:rPr>
+          <w:sz w:val="28"/>
+          <w:szCs w:val="28"/>
+          <w:lang w:val="ru-RU" w:eastAsia="uk-UA"/>
+        </w:rPr>
+        <w:fldChar w:fldCharType="separate"/>
+      </w:r>
+      <w:r>
+        <w:rPr>
+          <w:sz w:val="28"/>
+          <w:szCs w:val="28"/>
+          <w:lang w:val="ru-RU" w:eastAsia="uk-UA"/>
+        </w:rPr>
+        <w:t>«TOTAL_SUM»</w:t>
+      </w:r>
+      <w:r>
+        <w:rPr>
+          <w:sz w:val="28"/>
+          <w:szCs w:val="28"/>
+          <w:lang w:eastAsia="uk-UA"/>
+        </w:rPr>
+        <w:fldChar w:fldCharType="end"/>
+      </w:r>
+      <w:r>
+        <w:rPr>
+          <w:sz w:val="28"/>
+          <w:szCs w:val="28"/>
+          <w:lang w:eastAsia="uk-UA"/>
+        </w:rPr>
+        <w:t xml:space="preserve"> грн. </w:t>
+      </w:r>
+    </w:p>
+    <w:p>
+      <w:pPr>
+        <w:spacing w:line="252" w:lineRule="auto"/>
+        <w:ind w:firstLine="709"/>
+        <w:jc w:val="both"/>
+        <w:rPr>
+          <w:sz w:val="28"/>
+          <w:szCs w:val="28"/>
+          <w:lang w:eastAsia="uk-UA"/>
+        </w:rPr>
+      </w:pPr>
+    </w:p>
     <w:p>
       <w:pPr>
         <w:spacing w:line="252" w:lineRule="auto"/>
@@ -1332,337 +1469,87 @@
         <w:rPr>
           <w:sz w:val="28"/>
           <w:szCs w:val="28"/>
-        </w:rPr>
-      </w:pPr>
-      <w:bookmarkStart w:id="8" w:name="_Hlk219467466"/>
-      <w:r>
-        <w:rPr>
-          <w:sz w:val="28"/>
-          <w:szCs w:val="28"/>
-        </w:rPr>
-        <w:t xml:space="preserve">За номенклатурою </w:t>
-      </w:r>
-      <w:r>
-        <w:rPr>
-          <w:sz w:val="28"/>
-          <w:szCs w:val="28"/>
-          <w:highlight w:val="yellow"/>
-        </w:rPr>
-        <w:t xml:space="preserve">служби </w:t>
-      </w:r>
-      <w:r>
-        <w:rPr>
-          <w:sz w:val="28"/>
-          <w:szCs w:val="28"/>
-          <w:highlight w:val="yellow"/>
-        </w:rPr>
-        <w:t>засобів ураження</w:t>
-      </w:r>
-      <w:r>
-        <w:rPr>
-          <w:sz w:val="28"/>
-          <w:szCs w:val="28"/>
-        </w:rPr>
-        <w:t>:</w:t>
-      </w:r>
-    </w:p>
-    <w:p>
-      <w:pPr>
-        <w:pStyle w:val="a7"/>
-        <w:numPr>
-          <w:ilvl w:val="0"/>
-          <w:numId w:val="3"/>
-        </w:numPr>
-        <w:spacing w:after="0" w:line="252" w:lineRule="auto"/>
-        <w:ind w:left="0" w:firstLine="720"/>
-        <w:jc w:val="both"/>
-        <w:rPr>
-          <w:rFonts w:ascii="Times New Roman" w:hAnsi="Times New Roman"/>
-          <w:sz w:val="28"/>
-          <w:szCs w:val="28"/>
-          <w:lang w:val="uk-UA"/>
-        </w:rPr>
-      </w:pPr>
-      <w:r>
-        <w:rPr>
-          <w:rFonts w:ascii="Times New Roman" w:hAnsi="Times New Roman"/>
-          <w:sz w:val="28"/>
-          <w:szCs w:val="28"/>
-          <w:lang w:val="uk-UA"/>
-        </w:rPr>
-        <w:t xml:space="preserve">120 мм ОФ мінометний постріл </w:t>
-      </w:r>
-      <w:proofErr w:type="spellStart"/>
-      <w:r>
-        <w:rPr>
-          <w:rFonts w:ascii="Times New Roman" w:hAnsi="Times New Roman"/>
-          <w:sz w:val="28"/>
-          <w:szCs w:val="28"/>
-          <w:lang w:val="uk-UA"/>
-        </w:rPr>
-        <w:t>Mortar</w:t>
-      </w:r>
-      <w:proofErr w:type="spellEnd"/>
-      <w:r>
-        <w:rPr>
-          <w:rFonts w:ascii="Times New Roman" w:hAnsi="Times New Roman"/>
-          <w:sz w:val="28"/>
-          <w:szCs w:val="28"/>
-          <w:lang w:val="uk-UA"/>
-        </w:rPr>
-        <w:t xml:space="preserve"> </w:t>
-      </w:r>
-      <w:proofErr w:type="spellStart"/>
-      <w:r>
-        <w:rPr>
-          <w:rFonts w:ascii="Times New Roman" w:hAnsi="Times New Roman"/>
-          <w:sz w:val="28"/>
-          <w:szCs w:val="28"/>
-          <w:lang w:val="uk-UA"/>
-        </w:rPr>
-        <w:t>he</w:t>
-      </w:r>
-      <w:proofErr w:type="spellEnd"/>
-      <w:r>
-        <w:rPr>
-          <w:rFonts w:ascii="Times New Roman" w:hAnsi="Times New Roman"/>
-          <w:sz w:val="28"/>
-          <w:szCs w:val="28"/>
-          <w:lang w:val="uk-UA"/>
-        </w:rPr>
-        <w:t xml:space="preserve"> </w:t>
-      </w:r>
-      <w:proofErr w:type="spellStart"/>
-      <w:r>
-        <w:rPr>
-          <w:rFonts w:ascii="Times New Roman" w:hAnsi="Times New Roman"/>
-          <w:sz w:val="28"/>
-          <w:szCs w:val="28"/>
-          <w:lang w:val="uk-UA"/>
-        </w:rPr>
-        <w:t>Bomb</w:t>
-      </w:r>
-      <w:proofErr w:type="spellEnd"/>
-      <w:r>
-        <w:rPr>
-          <w:rFonts w:ascii="Times New Roman" w:hAnsi="Times New Roman"/>
-          <w:sz w:val="28"/>
-          <w:szCs w:val="28"/>
-          <w:lang w:val="uk-UA"/>
-        </w:rPr>
-        <w:t>(МТД)</w:t>
-      </w:r>
-      <w:r>
-        <w:rPr>
-          <w:rFonts w:ascii="Times New Roman" w:hAnsi="Times New Roman"/>
-          <w:sz w:val="28"/>
-          <w:szCs w:val="28"/>
-        </w:rPr>
-        <w:t>,</w:t>
-      </w:r>
-      <w:r>
-        <w:rPr>
-          <w:rFonts w:ascii="Times New Roman" w:hAnsi="Times New Roman"/>
-          <w:sz w:val="28"/>
-          <w:szCs w:val="28"/>
-        </w:rPr>
-        <w:t xml:space="preserve"> - </w:t>
-      </w:r>
-      <w:r>
-        <w:rPr>
-          <w:rFonts w:ascii="Times New Roman" w:hAnsi="Times New Roman"/>
-          <w:sz w:val="28"/>
-          <w:szCs w:val="28"/>
-          <w:lang w:val="en-US"/>
-        </w:rPr>
-        <w:t>25</w:t>
-      </w:r>
-      <w:proofErr w:type="spellStart"/>
-      <w:r>
-        <w:rPr>
-          <w:rFonts w:ascii="Times New Roman" w:hAnsi="Times New Roman"/>
-          <w:sz w:val="28"/>
-          <w:szCs w:val="28"/>
-          <w:lang w:val="uk-UA"/>
-        </w:rPr>
-        <w:t>шт</w:t>
-      </w:r>
-      <w:proofErr w:type="spellEnd"/>
-      <w:r>
-        <w:rPr>
-          <w:rFonts w:ascii="Times New Roman" w:hAnsi="Times New Roman"/>
-          <w:sz w:val="28"/>
-          <w:szCs w:val="28"/>
-        </w:rPr>
-        <w:t xml:space="preserve">., </w:t>
-      </w:r>
-      <w:bookmarkEnd w:id="8"/>
-      <w:proofErr w:type="spellStart"/>
-      <w:r>
-        <w:rPr>
-          <w:rFonts w:ascii="Times New Roman" w:hAnsi="Times New Roman"/>
-          <w:sz w:val="28"/>
-          <w:szCs w:val="28"/>
-        </w:rPr>
-        <w:t>залишковою</w:t>
-      </w:r>
-      <w:proofErr w:type="spellEnd"/>
-      <w:r>
-        <w:rPr>
-          <w:rFonts w:ascii="Times New Roman" w:hAnsi="Times New Roman"/>
-          <w:sz w:val="28"/>
-          <w:szCs w:val="28"/>
-        </w:rPr>
-        <w:t xml:space="preserve"> </w:t>
-      </w:r>
-      <w:proofErr w:type="spellStart"/>
-      <w:r>
-        <w:rPr>
-          <w:rFonts w:ascii="Times New Roman" w:hAnsi="Times New Roman"/>
-          <w:sz w:val="28"/>
-          <w:szCs w:val="28"/>
-        </w:rPr>
-        <w:t>вартістю</w:t>
-      </w:r>
-      <w:proofErr w:type="spellEnd"/>
-      <w:r>
-        <w:rPr>
-          <w:rFonts w:ascii="Times New Roman" w:hAnsi="Times New Roman"/>
-          <w:sz w:val="28"/>
-          <w:szCs w:val="28"/>
-        </w:rPr>
-        <w:t xml:space="preserve"> </w:t>
-      </w:r>
-      <w:r>
-        <w:rPr>
-          <w:rFonts w:ascii="Times New Roman" w:hAnsi="Times New Roman"/>
-          <w:sz w:val="28"/>
-          <w:szCs w:val="28"/>
-          <w:lang w:val="uk-UA"/>
+          <w:lang w:eastAsia="uk-UA"/>
+        </w:rPr>
+      </w:pPr>
+      <w:r>
+        <w:rPr>
+          <w:sz w:val="28"/>
+          <w:szCs w:val="28"/>
+          <w:lang w:eastAsia="uk-UA"/>
+        </w:rPr>
+        <w:t xml:space="preserve">Вартість втраченого майна встановлена відповідно до облікових даних у службі забезпечення, фінансово – економічній службі та згідно відомості визначення залишкової вартості </w:t>
+      </w:r>
+      <w:r>
+        <w:rPr>
+          <w:sz w:val="28"/>
+          <w:szCs w:val="28"/>
+          <w:lang w:eastAsia="uk-UA"/>
+        </w:rPr>
+        <w:t xml:space="preserve">служб забезпечення </w:t>
+      </w:r>
+      <w:r>
+        <w:rPr>
+          <w:sz w:val="28"/>
+          <w:szCs w:val="28"/>
+          <w:lang w:eastAsia="uk-UA"/>
+        </w:rPr>
+        <w:t xml:space="preserve">військової частини </w:t>
+      </w:r>
+      <w:r>
+        <w:rPr>
+          <w:color w:val="000000"/>
+          <w:sz w:val="28"/>
+          <w:szCs w:val="28"/>
+          <w:lang w:val="ru-RU" w:eastAsia="en-US"/>
         </w:rPr>
         <w:fldChar w:fldCharType="begin"/>
       </w:r>
       <w:r>
         <w:rPr>
-          <w:rFonts w:ascii="Times New Roman" w:hAnsi="Times New Roman"/>
-          <w:sz w:val="28"/>
-          <w:szCs w:val="28"/>
-          <w:lang w:val="uk-UA"/>
-        </w:rPr>
-        <w:instrText xml:space="preserve"> MERGEFIELD  TOTAL_SUM  \* MERGEFORMAT </w:instrText>
-      </w:r>
-      <w:r>
-        <w:rPr>
-          <w:rFonts w:ascii="Times New Roman" w:hAnsi="Times New Roman"/>
-          <w:sz w:val="28"/>
-          <w:szCs w:val="28"/>
-          <w:lang w:val="uk-UA"/>
+          <w:color w:val="000000"/>
+          <w:sz w:val="28"/>
+          <w:szCs w:val="28"/>
+          <w:lang w:val="ru-RU" w:eastAsia="en-US"/>
+        </w:rPr>
+        <w:instrText xml:space="preserve"> MERGEFIELD  MIL_UNIT  \* MERGEFORMAT </w:instrText>
+      </w:r>
+      <w:r>
+        <w:rPr>
+          <w:color w:val="000000"/>
+          <w:sz w:val="28"/>
+          <w:szCs w:val="28"/>
+          <w:lang w:val="ru-RU" w:eastAsia="en-US"/>
         </w:rPr>
         <w:fldChar w:fldCharType="separate"/>
       </w:r>
       <w:r>
         <w:rPr>
-          <w:rFonts w:ascii="Times New Roman" w:hAnsi="Times New Roman"/>
-          <w:sz w:val="28"/>
-          <w:szCs w:val="28"/>
-          <w:lang w:val="uk-UA"/>
-        </w:rPr>
-        <w:t>«TOTAL_SUM»</w:t>
-      </w:r>
-      <w:r>
-        <w:rPr>
-          <w:rFonts w:ascii="Times New Roman" w:hAnsi="Times New Roman"/>
-          <w:sz w:val="28"/>
-          <w:szCs w:val="28"/>
+          <w:noProof/>
+          <w:color w:val="000000"/>
+          <w:sz w:val="28"/>
+          <w:szCs w:val="28"/>
+          <w:lang w:val="ru-RU" w:eastAsia="en-US"/>
+        </w:rPr>
+        <w:t>«MIL_UNIT»</w:t>
+      </w:r>
+      <w:r>
+        <w:rPr>
+          <w:color w:val="000000"/>
+          <w:sz w:val="28"/>
+          <w:szCs w:val="28"/>
+          <w:lang w:val="ru-RU" w:eastAsia="en-US"/>
         </w:rPr>
         <w:fldChar w:fldCharType="end"/>
       </w:r>
       <w:r>
         <w:rPr>
-          <w:rFonts w:ascii="Times New Roman" w:hAnsi="Times New Roman"/>
-          <w:sz w:val="28"/>
-          <w:szCs w:val="28"/>
-          <w:lang w:val="uk-UA"/>
-        </w:rPr>
-        <w:t xml:space="preserve"> грн</w:t>
-      </w:r>
-      <w:r>
-        <w:rPr>
-          <w:rFonts w:ascii="Times New Roman" w:hAnsi="Times New Roman"/>
-          <w:sz w:val="28"/>
-          <w:szCs w:val="28"/>
-        </w:rPr>
-        <w:t>.;</w:t>
-      </w:r>
-    </w:p>
-    <w:p>
-      <w:pPr>
-        <w:pStyle w:val="a7"/>
-        <w:spacing w:after="0" w:line="252" w:lineRule="auto"/>
-        <w:jc w:val="both"/>
-        <w:rPr>
-          <w:rFonts w:ascii="Times New Roman" w:hAnsi="Times New Roman"/>
-          <w:sz w:val="28"/>
-          <w:szCs w:val="28"/>
-          <w:lang w:val="uk-UA"/>
-        </w:rPr>
-      </w:pPr>
-      <w:r>
-        <w:rPr>
-          <w:rFonts w:ascii="Times New Roman" w:hAnsi="Times New Roman"/>
-          <w:sz w:val="28"/>
-          <w:szCs w:val="28"/>
-          <w:lang w:val="uk-UA"/>
-        </w:rPr>
-        <w:t>Загальна залишкова вартіст</w:t>
-      </w:r>
-      <w:r>
-        <w:rPr>
-          <w:rFonts w:ascii="Times New Roman" w:hAnsi="Times New Roman"/>
-          <w:sz w:val="28"/>
-          <w:szCs w:val="28"/>
-          <w:lang w:val="uk-UA"/>
-        </w:rPr>
-        <w:t xml:space="preserve">ь </w:t>
-      </w:r>
-      <w:r>
-        <w:rPr>
-          <w:rFonts w:ascii="Times New Roman" w:hAnsi="Times New Roman"/>
-          <w:sz w:val="28"/>
-          <w:szCs w:val="28"/>
-          <w:lang w:val="uk-UA"/>
-        </w:rPr>
-        <w:t xml:space="preserve">служби засобів ураження - </w:t>
-      </w:r>
-      <w:r>
-        <w:rPr>
-          <w:rFonts w:ascii="Times New Roman" w:hAnsi="Times New Roman"/>
-          <w:sz w:val="28"/>
-          <w:szCs w:val="28"/>
-        </w:rPr>
-        <w:t xml:space="preserve">171 306,50 </w:t>
-      </w:r>
-      <w:r>
-        <w:rPr>
-          <w:rFonts w:ascii="Times New Roman" w:hAnsi="Times New Roman"/>
-          <w:sz w:val="28"/>
-          <w:szCs w:val="28"/>
-          <w:lang w:val="uk-UA"/>
-        </w:rPr>
-        <w:t>грн.</w:t>
-      </w:r>
-    </w:p>
-    <w:bookmarkEnd w:id="3"/>
-    <w:p>
-      <w:pPr>
-        <w:spacing w:line="252" w:lineRule="auto"/>
-        <w:jc w:val="both"/>
-        <w:rPr>
           <w:sz w:val="28"/>
           <w:szCs w:val="28"/>
           <w:lang w:eastAsia="uk-UA"/>
         </w:rPr>
-      </w:pPr>
+        <w:t>.</w:t>
+      </w:r>
     </w:p>
     <w:p>
       <w:pPr>
@@ -1672,234 +1559,310 @@
         <w:rPr>
           <w:sz w:val="28"/>
           <w:szCs w:val="28"/>
-          <w:lang w:eastAsia="uk-UA"/>
-        </w:rPr>
-      </w:pPr>
-      <w:r>
-        <w:rPr>
-          <w:sz w:val="28"/>
-          <w:szCs w:val="28"/>
-          <w:lang w:eastAsia="uk-UA"/>
-        </w:rPr>
-        <w:t xml:space="preserve">За номенклатурою </w:t>
-      </w:r>
-      <w:r>
-        <w:rPr>
-          <w:sz w:val="28"/>
-          <w:szCs w:val="28"/>
-          <w:highlight w:val="yellow"/>
-          <w:lang w:eastAsia="uk-UA"/>
-        </w:rPr>
-        <w:t>речової служби</w:t>
-      </w:r>
-      <w:r>
-        <w:rPr>
-          <w:sz w:val="28"/>
-          <w:szCs w:val="28"/>
-          <w:lang w:eastAsia="uk-UA"/>
-        </w:rPr>
-        <w:t>:</w:t>
-      </w:r>
-    </w:p>
-    <w:p>
-      <w:pPr>
-        <w:pStyle w:val="a7"/>
-        <w:numPr>
-          <w:ilvl w:val="0"/>
-          <w:numId w:val="3"/>
-        </w:numPr>
-        <w:spacing w:after="0" w:line="252" w:lineRule="auto"/>
-        <w:ind w:left="0" w:firstLine="709"/>
-        <w:jc w:val="both"/>
-        <w:rPr>
-          <w:rFonts w:ascii="Times New Roman" w:hAnsi="Times New Roman"/>
-          <w:sz w:val="28"/>
-          <w:szCs w:val="28"/>
-          <w:lang w:eastAsia="uk-UA"/>
-        </w:rPr>
-      </w:pPr>
-      <w:r>
-        <w:rPr>
-          <w:rFonts w:ascii="Times New Roman" w:hAnsi="Times New Roman"/>
-          <w:sz w:val="28"/>
-          <w:szCs w:val="28"/>
-          <w:lang w:eastAsia="uk-UA"/>
-        </w:rPr>
-        <w:t xml:space="preserve">Сумка </w:t>
-      </w:r>
-      <w:proofErr w:type="spellStart"/>
-      <w:r>
-        <w:rPr>
-          <w:rFonts w:ascii="Times New Roman" w:hAnsi="Times New Roman"/>
-          <w:sz w:val="28"/>
-          <w:szCs w:val="28"/>
-          <w:lang w:eastAsia="uk-UA"/>
-        </w:rPr>
-        <w:t>транспортна</w:t>
-      </w:r>
-      <w:proofErr w:type="spellEnd"/>
-      <w:r>
-        <w:rPr>
-          <w:rFonts w:ascii="Times New Roman" w:hAnsi="Times New Roman"/>
-          <w:sz w:val="28"/>
-          <w:szCs w:val="28"/>
-          <w:lang w:eastAsia="uk-UA"/>
+        </w:rPr>
+      </w:pPr>
+      <w:bookmarkStart w:id="8" w:name="_Hlk125699953"/>
+      <w:r>
+        <w:rPr>
+          <w:sz w:val="28"/>
+          <w:szCs w:val="28"/>
+        </w:rPr>
+        <w:t>Особовий склад</w:t>
+      </w:r>
+      <w:r>
+        <w:rPr>
+          <w:sz w:val="28"/>
+          <w:szCs w:val="28"/>
         </w:rPr>
         <w:t xml:space="preserve"> </w:t>
       </w:r>
-      <w:proofErr w:type="spellStart"/>
-      <w:r>
-        <w:rPr>
-          <w:rFonts w:ascii="Times New Roman" w:hAnsi="Times New Roman"/>
-          <w:sz w:val="28"/>
-          <w:szCs w:val="28"/>
-          <w:lang w:eastAsia="uk-UA"/>
-        </w:rPr>
-        <w:t>індивідуальна</w:t>
-      </w:r>
-      <w:proofErr w:type="spellEnd"/>
-      <w:r>
-        <w:rPr>
-          <w:rFonts w:ascii="Times New Roman" w:hAnsi="Times New Roman"/>
-          <w:sz w:val="28"/>
-          <w:szCs w:val="28"/>
-          <w:lang w:val="uk-UA" w:eastAsia="uk-UA"/>
-        </w:rPr>
-        <w:t xml:space="preserve"> – 1 шт., залишковою вартістю 1611,58грн.;</w:t>
-      </w:r>
-    </w:p>
-    <w:p>
-      <w:pPr>
-        <w:pStyle w:val="a7"/>
-        <w:numPr>
-          <w:ilvl w:val="0"/>
-          <w:numId w:val="3"/>
-        </w:numPr>
-        <w:spacing w:after="0" w:line="252" w:lineRule="auto"/>
-        <w:ind w:left="0" w:firstLine="709"/>
-        <w:jc w:val="both"/>
-        <w:rPr>
-          <w:rFonts w:ascii="Times New Roman" w:hAnsi="Times New Roman"/>
-          <w:sz w:val="28"/>
-          <w:szCs w:val="28"/>
-          <w:lang w:eastAsia="uk-UA"/>
-        </w:rPr>
-      </w:pPr>
-      <w:r>
-        <w:rPr>
-          <w:rFonts w:ascii="Times New Roman" w:hAnsi="Times New Roman"/>
-          <w:sz w:val="28"/>
-          <w:szCs w:val="28"/>
-          <w:lang w:eastAsia="uk-UA"/>
-        </w:rPr>
-        <w:t xml:space="preserve">Рюкзак </w:t>
-      </w:r>
-      <w:proofErr w:type="spellStart"/>
-      <w:r>
-        <w:rPr>
-          <w:rFonts w:ascii="Times New Roman" w:hAnsi="Times New Roman"/>
-          <w:sz w:val="28"/>
-          <w:szCs w:val="28"/>
-          <w:lang w:eastAsia="uk-UA"/>
-        </w:rPr>
-        <w:t>бойовий</w:t>
-      </w:r>
-      <w:proofErr w:type="spellEnd"/>
-      <w:r>
-        <w:rPr>
-          <w:rFonts w:ascii="Times New Roman" w:hAnsi="Times New Roman"/>
-          <w:sz w:val="28"/>
-          <w:szCs w:val="28"/>
-          <w:lang w:eastAsia="uk-UA"/>
+      <w:r>
+        <w:rPr>
+          <w:color w:val="000000"/>
+          <w:sz w:val="28"/>
+          <w:szCs w:val="28"/>
+          <w:lang w:val="ru-RU" w:eastAsia="en-US"/>
+        </w:rPr>
+        <w:fldChar w:fldCharType="begin"/>
+      </w:r>
+      <w:r>
+        <w:rPr>
+          <w:color w:val="000000"/>
+          <w:sz w:val="28"/>
+          <w:szCs w:val="28"/>
+          <w:lang w:val="ru-RU" w:eastAsia="en-US"/>
+        </w:rPr>
+        <w:instrText xml:space="preserve"> MERGEFIELD  SUBDIVISION_NAME  \* MERGEFORMAT </w:instrText>
+      </w:r>
+      <w:r>
+        <w:rPr>
+          <w:color w:val="000000"/>
+          <w:sz w:val="28"/>
+          <w:szCs w:val="28"/>
+          <w:lang w:val="ru-RU" w:eastAsia="en-US"/>
+        </w:rPr>
+        <w:fldChar w:fldCharType="separate"/>
+      </w:r>
+      <w:r>
+        <w:rPr>
+          <w:noProof/>
+          <w:color w:val="000000"/>
+          <w:sz w:val="28"/>
+          <w:szCs w:val="28"/>
+          <w:lang w:val="ru-RU" w:eastAsia="en-US"/>
+        </w:rPr>
+        <w:t>«SUBDIVISION_NAME»</w:t>
+      </w:r>
+      <w:r>
+        <w:rPr>
+          <w:color w:val="000000"/>
+          <w:sz w:val="28"/>
+          <w:szCs w:val="28"/>
+          <w:lang w:val="ru-RU" w:eastAsia="en-US"/>
+        </w:rPr>
+        <w:fldChar w:fldCharType="end"/>
+      </w:r>
+      <w:r>
+        <w:rPr>
+          <w:sz w:val="28"/>
+          <w:szCs w:val="28"/>
+        </w:rPr>
+        <w:t xml:space="preserve"> військової частини </w:t>
+      </w:r>
+      <w:r>
+        <w:rPr>
+          <w:color w:val="000000"/>
+          <w:sz w:val="28"/>
+          <w:szCs w:val="28"/>
+          <w:lang w:val="ru-RU" w:eastAsia="en-US"/>
+        </w:rPr>
+        <w:fldChar w:fldCharType="begin"/>
+      </w:r>
+      <w:r>
+        <w:rPr>
+          <w:color w:val="000000"/>
+          <w:sz w:val="28"/>
+          <w:szCs w:val="28"/>
+          <w:lang w:val="ru-RU" w:eastAsia="en-US"/>
+        </w:rPr>
+        <w:instrText xml:space="preserve"> MERGEFIELD  MIL_UNIT  \* MERGEFORMAT </w:instrText>
+      </w:r>
+      <w:r>
+        <w:rPr>
+          <w:color w:val="000000"/>
+          <w:sz w:val="28"/>
+          <w:szCs w:val="28"/>
+          <w:lang w:val="ru-RU" w:eastAsia="en-US"/>
+        </w:rPr>
+        <w:fldChar w:fldCharType="separate"/>
+      </w:r>
+      <w:r>
+        <w:rPr>
+          <w:noProof/>
+          <w:color w:val="000000"/>
+          <w:sz w:val="28"/>
+          <w:szCs w:val="28"/>
+          <w:lang w:val="ru-RU" w:eastAsia="en-US"/>
+        </w:rPr>
+        <w:t>«MIL_UNIT»</w:t>
+      </w:r>
+      <w:r>
+        <w:rPr>
+          <w:color w:val="000000"/>
+          <w:sz w:val="28"/>
+          <w:szCs w:val="28"/>
+          <w:lang w:val="ru-RU" w:eastAsia="en-US"/>
+        </w:rPr>
+        <w:fldChar w:fldCharType="end"/>
+      </w:r>
+      <w:r>
+        <w:rPr>
+          <w:color w:val="000000"/>
+          <w:sz w:val="28"/>
+          <w:szCs w:val="28"/>
+          <w:lang w:val="en-US" w:eastAsia="en-US"/>
         </w:rPr>
         <w:t xml:space="preserve"> </w:t>
       </w:r>
-      <w:proofErr w:type="spellStart"/>
-      <w:r>
-        <w:rPr>
-          <w:rFonts w:ascii="Times New Roman" w:hAnsi="Times New Roman"/>
-          <w:sz w:val="28"/>
-          <w:szCs w:val="28"/>
-          <w:lang w:eastAsia="uk-UA"/>
-        </w:rPr>
-        <w:t>індивідуальний</w:t>
-      </w:r>
-      <w:proofErr w:type="spellEnd"/>
-      <w:r>
-        <w:rPr>
-          <w:rFonts w:ascii="Times New Roman" w:hAnsi="Times New Roman"/>
-          <w:sz w:val="28"/>
-          <w:szCs w:val="28"/>
-          <w:lang w:val="uk-UA" w:eastAsia="uk-UA"/>
-        </w:rPr>
-        <w:t xml:space="preserve"> – 1 шт., залишковою вартістю 2241,96 грн.;</w:t>
-      </w:r>
-    </w:p>
-    <w:p>
-      <w:pPr>
-        <w:pStyle w:val="a7"/>
-        <w:numPr>
-          <w:ilvl w:val="0"/>
-          <w:numId w:val="3"/>
-        </w:numPr>
-        <w:spacing w:after="0" w:line="252" w:lineRule="auto"/>
-        <w:ind w:left="0" w:firstLine="709"/>
-        <w:jc w:val="both"/>
-        <w:rPr>
-          <w:rFonts w:ascii="Times New Roman" w:hAnsi="Times New Roman"/>
-          <w:sz w:val="28"/>
-          <w:szCs w:val="28"/>
-          <w:lang w:eastAsia="uk-UA"/>
-        </w:rPr>
-      </w:pPr>
-      <w:r>
-        <w:rPr>
-          <w:rFonts w:ascii="Times New Roman" w:hAnsi="Times New Roman"/>
-          <w:sz w:val="28"/>
-          <w:szCs w:val="28"/>
-          <w:lang w:eastAsia="uk-UA"/>
-        </w:rPr>
-        <w:t xml:space="preserve">Рюкзак </w:t>
-      </w:r>
-      <w:proofErr w:type="spellStart"/>
-      <w:r>
-        <w:rPr>
-          <w:rFonts w:ascii="Times New Roman" w:hAnsi="Times New Roman"/>
-          <w:sz w:val="28"/>
-          <w:szCs w:val="28"/>
-          <w:lang w:eastAsia="uk-UA"/>
-        </w:rPr>
-        <w:t>бойовий</w:t>
-      </w:r>
-      <w:proofErr w:type="spellEnd"/>
-      <w:r>
-        <w:rPr>
-          <w:rFonts w:ascii="Times New Roman" w:hAnsi="Times New Roman"/>
-          <w:sz w:val="28"/>
-          <w:szCs w:val="28"/>
-          <w:lang w:eastAsia="uk-UA"/>
-        </w:rPr>
-        <w:t xml:space="preserve"> </w:t>
-      </w:r>
-      <w:proofErr w:type="spellStart"/>
-      <w:r>
-        <w:rPr>
-          <w:rFonts w:ascii="Times New Roman" w:hAnsi="Times New Roman"/>
-          <w:sz w:val="28"/>
-          <w:szCs w:val="28"/>
-          <w:lang w:eastAsia="uk-UA"/>
-        </w:rPr>
-        <w:t>індивідуальний</w:t>
-      </w:r>
-      <w:proofErr w:type="spellEnd"/>
-      <w:r>
-        <w:rPr>
-          <w:rFonts w:ascii="Times New Roman" w:hAnsi="Times New Roman"/>
-          <w:sz w:val="28"/>
-          <w:szCs w:val="28"/>
-          <w:lang w:val="uk-UA" w:eastAsia="uk-UA"/>
-        </w:rPr>
-        <w:t xml:space="preserve"> – 1 шт., залишковою вартістю 2242,61грн.;</w:t>
+      <w:r>
+        <w:rPr>
+          <w:sz w:val="28"/>
+          <w:szCs w:val="28"/>
+        </w:rPr>
+        <w:t xml:space="preserve">виконував </w:t>
+      </w:r>
+      <w:r>
+        <w:rPr>
+          <w:sz w:val="28"/>
+          <w:szCs w:val="28"/>
+        </w:rPr>
+        <w:t xml:space="preserve">бойове розпорядження </w:t>
+      </w:r>
+      <w:r>
+        <w:rPr>
+          <w:sz w:val="28"/>
+          <w:szCs w:val="28"/>
+        </w:rPr>
+        <w:t>№</w:t>
+      </w:r>
+      <w:r>
+        <w:rPr>
+          <w:color w:val="000000"/>
+          <w:sz w:val="28"/>
+          <w:szCs w:val="28"/>
+          <w:lang w:val="ru-RU" w:eastAsia="en-US"/>
+        </w:rPr>
+        <w:fldChar w:fldCharType="begin"/>
+      </w:r>
+      <w:r>
+        <w:rPr>
+          <w:color w:val="000000"/>
+          <w:sz w:val="28"/>
+          <w:szCs w:val="28"/>
+          <w:lang w:val="ru-RU" w:eastAsia="en-US"/>
+        </w:rPr>
+        <w:instrText xml:space="preserve"> MERGEFIELD  BATTLE_ORDER  \* MERGEFORMAT </w:instrText>
+      </w:r>
+      <w:r>
+        <w:rPr>
+          <w:color w:val="000000"/>
+          <w:sz w:val="28"/>
+          <w:szCs w:val="28"/>
+          <w:lang w:val="ru-RU" w:eastAsia="en-US"/>
+        </w:rPr>
+        <w:fldChar w:fldCharType="separate"/>
+      </w:r>
+      <w:r>
+        <w:rPr>
+          <w:noProof/>
+          <w:color w:val="000000"/>
+          <w:sz w:val="28"/>
+          <w:szCs w:val="28"/>
+          <w:lang w:val="ru-RU" w:eastAsia="en-US"/>
+        </w:rPr>
+        <w:t>«BATTLE_ORDER»</w:t>
+      </w:r>
+      <w:r>
+        <w:rPr>
+          <w:color w:val="000000"/>
+          <w:sz w:val="28"/>
+          <w:szCs w:val="28"/>
+          <w:lang w:val="ru-RU" w:eastAsia="en-US"/>
+        </w:rPr>
+        <w:fldChar w:fldCharType="end"/>
+      </w:r>
+      <w:r>
+        <w:rPr>
+          <w:sz w:val="28"/>
+          <w:szCs w:val="28"/>
+        </w:rPr>
+        <w:t xml:space="preserve"> від </w:t>
+      </w:r>
+      <w:r>
+        <w:rPr>
+          <w:color w:val="000000"/>
+          <w:sz w:val="28"/>
+          <w:szCs w:val="28"/>
+          <w:lang w:val="ru-RU" w:eastAsia="en-US"/>
+        </w:rPr>
+        <w:fldChar w:fldCharType="begin"/>
+      </w:r>
+      <w:r>
+        <w:rPr>
+          <w:color w:val="000000"/>
+          <w:sz w:val="28"/>
+          <w:szCs w:val="28"/>
+          <w:lang w:val="ru-RU" w:eastAsia="en-US"/>
+        </w:rPr>
+        <w:instrText xml:space="preserve"> MERGEFIELD  BATTLE_ORDER_DATE  \* MERGEFORMAT </w:instrText>
+      </w:r>
+      <w:r>
+        <w:rPr>
+          <w:color w:val="000000"/>
+          <w:sz w:val="28"/>
+          <w:szCs w:val="28"/>
+          <w:lang w:val="ru-RU" w:eastAsia="en-US"/>
+        </w:rPr>
+        <w:fldChar w:fldCharType="separate"/>
+      </w:r>
+      <w:r>
+        <w:rPr>
+          <w:noProof/>
+          <w:color w:val="000000"/>
+          <w:sz w:val="28"/>
+          <w:szCs w:val="28"/>
+          <w:lang w:val="ru-RU" w:eastAsia="en-US"/>
+        </w:rPr>
+        <w:t>«BATTLE_ORDER_DATE»</w:t>
+      </w:r>
+      <w:r>
+        <w:rPr>
+          <w:color w:val="000000"/>
+          <w:sz w:val="28"/>
+          <w:szCs w:val="28"/>
+          <w:lang w:val="ru-RU" w:eastAsia="en-US"/>
+        </w:rPr>
+        <w:fldChar w:fldCharType="end"/>
+      </w:r>
+      <w:r>
+        <w:rPr>
+          <w:sz w:val="28"/>
+          <w:szCs w:val="28"/>
+        </w:rPr>
+        <w:t xml:space="preserve">, по </w:t>
+      </w:r>
+      <w:r>
+        <w:rPr>
+          <w:color w:val="000000"/>
+          <w:sz w:val="28"/>
+          <w:szCs w:val="28"/>
+          <w:lang w:val="ru-RU" w:eastAsia="en-US"/>
+        </w:rPr>
+        <w:fldChar w:fldCharType="begin"/>
+      </w:r>
+      <w:r>
+        <w:rPr>
+          <w:color w:val="000000"/>
+          <w:sz w:val="28"/>
+          <w:szCs w:val="28"/>
+          <w:lang w:val="ru-RU" w:eastAsia="en-US"/>
+        </w:rPr>
+        <w:instrText xml:space="preserve"> MERGEFIELD  BATTLE_ORDER_LOCATION  \* MERGEFORMAT </w:instrText>
+      </w:r>
+      <w:r>
+        <w:rPr>
+          <w:color w:val="000000"/>
+          <w:sz w:val="28"/>
+          <w:szCs w:val="28"/>
+          <w:lang w:val="ru-RU" w:eastAsia="en-US"/>
+        </w:rPr>
+        <w:fldChar w:fldCharType="separate"/>
+      </w:r>
+      <w:r>
+        <w:rPr>
+          <w:noProof/>
+          <w:color w:val="000000"/>
+          <w:sz w:val="28"/>
+          <w:szCs w:val="28"/>
+          <w:lang w:val="ru-RU" w:eastAsia="en-US"/>
+        </w:rPr>
+        <w:t>«BATTLE_ORDER_LOCATION»</w:t>
+      </w:r>
+      <w:r>
+        <w:rPr>
+          <w:color w:val="000000"/>
+          <w:sz w:val="28"/>
+          <w:szCs w:val="28"/>
+          <w:lang w:val="ru-RU" w:eastAsia="en-US"/>
+        </w:rPr>
+        <w:fldChar w:fldCharType="end"/>
+      </w:r>
+      <w:r>
+        <w:rPr>
+          <w:sz w:val="28"/>
+          <w:szCs w:val="28"/>
+        </w:rPr>
+        <w:t>.</w:t>
       </w:r>
     </w:p>
     <w:p>
@@ -1910,32 +1873,14 @@
         <w:rPr>
           <w:sz w:val="28"/>
           <w:szCs w:val="28"/>
-          <w:lang w:eastAsia="uk-UA"/>
-        </w:rPr>
-      </w:pPr>
-      <w:r>
-        <w:rPr>
-          <w:sz w:val="28"/>
-          <w:szCs w:val="28"/>
-          <w:lang w:eastAsia="uk-UA"/>
-        </w:rPr>
-        <w:t>Загальна залишкова вартіст</w:t>
-      </w:r>
-      <w:r>
-        <w:rPr>
-          <w:sz w:val="28"/>
-          <w:szCs w:val="28"/>
-          <w:lang w:eastAsia="uk-UA"/>
-        </w:rPr>
-        <w:t>ь</w:t>
-      </w:r>
-      <w:r>
-        <w:rPr>
-          <w:sz w:val="28"/>
-          <w:szCs w:val="28"/>
-          <w:lang w:eastAsia="uk-UA"/>
-        </w:rPr>
-        <w:t xml:space="preserve"> майна речової служби - 6096,15 грн.</w:t>
+        </w:rPr>
+      </w:pPr>
+      <w:r>
+        <w:rPr>
+          <w:sz w:val="28"/>
+          <w:szCs w:val="28"/>
+        </w:rPr>
+        <w:t>Учасниками та свідками описаної події були:</w:t>
       </w:r>
     </w:p>
     <w:p>
@@ -1946,16 +1891,218 @@
         <w:rPr>
           <w:sz w:val="28"/>
           <w:szCs w:val="28"/>
-          <w:lang w:eastAsia="uk-UA"/>
-        </w:rPr>
-      </w:pPr>
-      <w:r>
-        <w:rPr>
-          <w:sz w:val="28"/>
-          <w:szCs w:val="28"/>
-          <w:lang w:eastAsia="uk-UA"/>
-        </w:rPr>
-        <w:t xml:space="preserve">Всього майна втрачено залишковою вартістю 177 402,65 грн. </w:t>
+          <w:highlight w:val="yellow"/>
+          <w:lang w:val="ru-RU"/>
+        </w:rPr>
+      </w:pPr>
+      <w:r>
+        <w:rPr>
+          <w:sz w:val="28"/>
+          <w:szCs w:val="28"/>
+          <w:highlight w:val="yellow"/>
+          <w:lang w:val="ru-RU"/>
+        </w:rPr>
+        <w:t xml:space="preserve">- </w:t>
+      </w:r>
+      <w:proofErr w:type="spellStart"/>
+      <w:r>
+        <w:rPr>
+          <w:sz w:val="28"/>
+          <w:szCs w:val="28"/>
+          <w:highlight w:val="yellow"/>
+          <w:lang w:val="ru-RU"/>
+        </w:rPr>
+        <w:t>молодший</w:t>
+      </w:r>
+      <w:proofErr w:type="spellEnd"/>
+      <w:r>
+        <w:rPr>
+          <w:sz w:val="28"/>
+          <w:szCs w:val="28"/>
+          <w:highlight w:val="yellow"/>
+          <w:lang w:val="ru-RU"/>
+        </w:rPr>
+        <w:t xml:space="preserve"> сержант УДАЛОВ </w:t>
+      </w:r>
+      <w:proofErr w:type="spellStart"/>
+      <w:r>
+        <w:rPr>
+          <w:sz w:val="28"/>
+          <w:szCs w:val="28"/>
+          <w:highlight w:val="yellow"/>
+          <w:lang w:val="ru-RU"/>
+        </w:rPr>
+        <w:t>Володимир</w:t>
+      </w:r>
+      <w:proofErr w:type="spellEnd"/>
+      <w:r>
+        <w:rPr>
+          <w:sz w:val="28"/>
+          <w:szCs w:val="28"/>
+          <w:highlight w:val="yellow"/>
+          <w:lang w:val="ru-RU"/>
+        </w:rPr>
+        <w:t xml:space="preserve"> </w:t>
+      </w:r>
+      <w:proofErr w:type="spellStart"/>
+      <w:r>
+        <w:rPr>
+          <w:sz w:val="28"/>
+          <w:szCs w:val="28"/>
+          <w:highlight w:val="yellow"/>
+          <w:lang w:val="ru-RU"/>
+        </w:rPr>
+        <w:t>Віталійович</w:t>
+      </w:r>
+      <w:proofErr w:type="spellEnd"/>
+      <w:r>
+        <w:rPr>
+          <w:sz w:val="28"/>
+          <w:szCs w:val="28"/>
+          <w:highlight w:val="yellow"/>
+          <w:lang w:val="ru-RU"/>
+        </w:rPr>
+        <w:t xml:space="preserve">, командир </w:t>
+      </w:r>
+      <w:proofErr w:type="spellStart"/>
+      <w:r>
+        <w:rPr>
+          <w:sz w:val="28"/>
+          <w:szCs w:val="28"/>
+          <w:highlight w:val="yellow"/>
+          <w:lang w:val="ru-RU"/>
+        </w:rPr>
+        <w:t>міномета</w:t>
+      </w:r>
+      <w:proofErr w:type="spellEnd"/>
+      <w:r>
+        <w:rPr>
+          <w:sz w:val="28"/>
+          <w:szCs w:val="28"/>
+          <w:highlight w:val="yellow"/>
+          <w:lang w:val="ru-RU"/>
+        </w:rPr>
+        <w:t xml:space="preserve"> </w:t>
+      </w:r>
+      <w:proofErr w:type="spellStart"/>
+      <w:r>
+        <w:rPr>
+          <w:sz w:val="28"/>
+          <w:szCs w:val="28"/>
+          <w:highlight w:val="yellow"/>
+          <w:lang w:val="ru-RU"/>
+        </w:rPr>
+        <w:t>мінометного</w:t>
+      </w:r>
+      <w:proofErr w:type="spellEnd"/>
+      <w:r>
+        <w:rPr>
+          <w:sz w:val="28"/>
+          <w:szCs w:val="28"/>
+          <w:highlight w:val="yellow"/>
+          <w:lang w:val="ru-RU"/>
+        </w:rPr>
+        <w:t xml:space="preserve"> взводу </w:t>
+      </w:r>
+      <w:proofErr w:type="spellStart"/>
+      <w:r>
+        <w:rPr>
+          <w:sz w:val="28"/>
+          <w:szCs w:val="28"/>
+          <w:highlight w:val="yellow"/>
+          <w:lang w:val="ru-RU"/>
+        </w:rPr>
+        <w:t>роти</w:t>
+      </w:r>
+      <w:proofErr w:type="spellEnd"/>
+      <w:r>
+        <w:rPr>
+          <w:sz w:val="28"/>
+          <w:szCs w:val="28"/>
+          <w:highlight w:val="yellow"/>
+          <w:lang w:val="ru-RU"/>
+        </w:rPr>
+        <w:t xml:space="preserve"> </w:t>
+      </w:r>
+      <w:proofErr w:type="spellStart"/>
+      <w:r>
+        <w:rPr>
+          <w:sz w:val="28"/>
+          <w:szCs w:val="28"/>
+          <w:highlight w:val="yellow"/>
+          <w:lang w:val="ru-RU"/>
+        </w:rPr>
+        <w:t>вогневої</w:t>
+      </w:r>
+      <w:proofErr w:type="spellEnd"/>
+      <w:r>
+        <w:rPr>
+          <w:sz w:val="28"/>
+          <w:szCs w:val="28"/>
+          <w:highlight w:val="yellow"/>
+          <w:lang w:val="ru-RU"/>
+        </w:rPr>
+        <w:t xml:space="preserve"> </w:t>
+      </w:r>
+      <w:proofErr w:type="spellStart"/>
+      <w:r>
+        <w:rPr>
+          <w:sz w:val="28"/>
+          <w:szCs w:val="28"/>
+          <w:highlight w:val="yellow"/>
+          <w:lang w:val="ru-RU"/>
+        </w:rPr>
+        <w:t>підтримки</w:t>
+      </w:r>
+      <w:proofErr w:type="spellEnd"/>
+      <w:r>
+        <w:rPr>
+          <w:sz w:val="28"/>
+          <w:szCs w:val="28"/>
+          <w:highlight w:val="yellow"/>
+          <w:lang w:val="ru-RU"/>
+        </w:rPr>
+        <w:t xml:space="preserve"> </w:t>
+      </w:r>
+      <w:proofErr w:type="spellStart"/>
+      <w:r>
+        <w:rPr>
+          <w:sz w:val="28"/>
+          <w:szCs w:val="28"/>
+          <w:highlight w:val="yellow"/>
+          <w:lang w:val="ru-RU"/>
+        </w:rPr>
+        <w:t>військової</w:t>
+      </w:r>
+      <w:proofErr w:type="spellEnd"/>
+      <w:r>
+        <w:rPr>
+          <w:sz w:val="28"/>
+          <w:szCs w:val="28"/>
+          <w:highlight w:val="yellow"/>
+          <w:lang w:val="ru-RU"/>
+        </w:rPr>
+        <w:t xml:space="preserve"> </w:t>
+      </w:r>
+      <w:proofErr w:type="spellStart"/>
+      <w:r>
+        <w:rPr>
+          <w:sz w:val="28"/>
+          <w:szCs w:val="28"/>
+          <w:highlight w:val="yellow"/>
+          <w:lang w:val="ru-RU"/>
+        </w:rPr>
+        <w:t>частини</w:t>
+      </w:r>
+      <w:proofErr w:type="spellEnd"/>
+      <w:r>
+        <w:rPr>
+          <w:sz w:val="28"/>
+          <w:szCs w:val="28"/>
+          <w:highlight w:val="yellow"/>
+          <w:lang w:val="ru-RU"/>
+        </w:rPr>
+        <w:t xml:space="preserve"> А4682.</w:t>
       </w:r>
     </w:p>
     <w:p>
@@ -1966,9 +2113,637 @@
         <w:rPr>
           <w:sz w:val="28"/>
           <w:szCs w:val="28"/>
-          <w:lang w:eastAsia="uk-UA"/>
-        </w:rPr>
-      </w:pPr>
+          <w:highlight w:val="yellow"/>
+          <w:lang w:val="ru-RU"/>
+        </w:rPr>
+      </w:pPr>
+      <w:r>
+        <w:rPr>
+          <w:sz w:val="28"/>
+          <w:szCs w:val="28"/>
+          <w:highlight w:val="yellow"/>
+          <w:lang w:val="ru-RU"/>
+        </w:rPr>
+        <w:t xml:space="preserve">- старший солдат КОВАЛЬОВ Дмитро Миколайович, </w:t>
+      </w:r>
+      <w:proofErr w:type="spellStart"/>
+      <w:r>
+        <w:rPr>
+          <w:sz w:val="28"/>
+          <w:szCs w:val="28"/>
+          <w:highlight w:val="yellow"/>
+          <w:lang w:val="ru-RU"/>
+        </w:rPr>
+        <w:t>майстер</w:t>
+      </w:r>
+      <w:proofErr w:type="spellEnd"/>
+      <w:r>
+        <w:rPr>
+          <w:sz w:val="28"/>
+          <w:szCs w:val="28"/>
+          <w:highlight w:val="yellow"/>
+          <w:lang w:val="ru-RU"/>
+        </w:rPr>
+        <w:t xml:space="preserve"> – номер обслуги </w:t>
+      </w:r>
+      <w:proofErr w:type="spellStart"/>
+      <w:r>
+        <w:rPr>
+          <w:sz w:val="28"/>
+          <w:szCs w:val="28"/>
+          <w:highlight w:val="yellow"/>
+          <w:lang w:val="ru-RU"/>
+        </w:rPr>
+        <w:t>мінометного</w:t>
+      </w:r>
+      <w:proofErr w:type="spellEnd"/>
+      <w:r>
+        <w:rPr>
+          <w:sz w:val="28"/>
+          <w:szCs w:val="28"/>
+          <w:highlight w:val="yellow"/>
+          <w:lang w:val="ru-RU"/>
+        </w:rPr>
+        <w:t xml:space="preserve"> взводу </w:t>
+      </w:r>
+      <w:proofErr w:type="spellStart"/>
+      <w:r>
+        <w:rPr>
+          <w:sz w:val="28"/>
+          <w:szCs w:val="28"/>
+          <w:highlight w:val="yellow"/>
+          <w:lang w:val="ru-RU"/>
+        </w:rPr>
+        <w:t>роти</w:t>
+      </w:r>
+      <w:proofErr w:type="spellEnd"/>
+      <w:r>
+        <w:rPr>
+          <w:sz w:val="28"/>
+          <w:szCs w:val="28"/>
+          <w:highlight w:val="yellow"/>
+          <w:lang w:val="ru-RU"/>
+        </w:rPr>
+        <w:t xml:space="preserve"> </w:t>
+      </w:r>
+      <w:proofErr w:type="spellStart"/>
+      <w:r>
+        <w:rPr>
+          <w:sz w:val="28"/>
+          <w:szCs w:val="28"/>
+          <w:highlight w:val="yellow"/>
+          <w:lang w:val="ru-RU"/>
+        </w:rPr>
+        <w:t>вогневої</w:t>
+      </w:r>
+      <w:proofErr w:type="spellEnd"/>
+      <w:r>
+        <w:rPr>
+          <w:sz w:val="28"/>
+          <w:szCs w:val="28"/>
+          <w:highlight w:val="yellow"/>
+          <w:lang w:val="ru-RU"/>
+        </w:rPr>
+        <w:t xml:space="preserve"> </w:t>
+      </w:r>
+      <w:proofErr w:type="spellStart"/>
+      <w:r>
+        <w:rPr>
+          <w:sz w:val="28"/>
+          <w:szCs w:val="28"/>
+          <w:highlight w:val="yellow"/>
+          <w:lang w:val="ru-RU"/>
+        </w:rPr>
+        <w:t>підтримки</w:t>
+      </w:r>
+      <w:proofErr w:type="spellEnd"/>
+      <w:r>
+        <w:rPr>
+          <w:sz w:val="28"/>
+          <w:szCs w:val="28"/>
+          <w:highlight w:val="yellow"/>
+          <w:lang w:val="ru-RU"/>
+        </w:rPr>
+        <w:t xml:space="preserve"> </w:t>
+      </w:r>
+      <w:proofErr w:type="spellStart"/>
+      <w:r>
+        <w:rPr>
+          <w:sz w:val="28"/>
+          <w:szCs w:val="28"/>
+          <w:highlight w:val="yellow"/>
+          <w:lang w:val="ru-RU"/>
+        </w:rPr>
+        <w:t>військової</w:t>
+      </w:r>
+      <w:proofErr w:type="spellEnd"/>
+      <w:r>
+        <w:rPr>
+          <w:sz w:val="28"/>
+          <w:szCs w:val="28"/>
+          <w:highlight w:val="yellow"/>
+          <w:lang w:val="ru-RU"/>
+        </w:rPr>
+        <w:t xml:space="preserve"> </w:t>
+      </w:r>
+      <w:proofErr w:type="spellStart"/>
+      <w:r>
+        <w:rPr>
+          <w:sz w:val="28"/>
+          <w:szCs w:val="28"/>
+          <w:highlight w:val="yellow"/>
+          <w:lang w:val="ru-RU"/>
+        </w:rPr>
+        <w:t>частини</w:t>
+      </w:r>
+      <w:proofErr w:type="spellEnd"/>
+      <w:r>
+        <w:rPr>
+          <w:sz w:val="28"/>
+          <w:szCs w:val="28"/>
+          <w:highlight w:val="yellow"/>
+          <w:lang w:val="ru-RU"/>
+        </w:rPr>
+        <w:t xml:space="preserve"> А4682.</w:t>
+      </w:r>
+    </w:p>
+    <w:p>
+      <w:pPr>
+        <w:spacing w:line="252" w:lineRule="auto"/>
+        <w:ind w:firstLine="709"/>
+        <w:jc w:val="both"/>
+        <w:rPr>
+          <w:sz w:val="28"/>
+          <w:szCs w:val="28"/>
+          <w:highlight w:val="yellow"/>
+          <w:lang w:val="ru-RU"/>
+        </w:rPr>
+      </w:pPr>
+      <w:r>
+        <w:rPr>
+          <w:sz w:val="28"/>
+          <w:szCs w:val="28"/>
+          <w:highlight w:val="yellow"/>
+          <w:lang w:val="ru-RU"/>
+        </w:rPr>
+        <w:lastRenderedPageBreak/>
+        <w:t xml:space="preserve">- солдат ПІТУТІН </w:t>
+      </w:r>
+      <w:proofErr w:type="spellStart"/>
+      <w:r>
+        <w:rPr>
+          <w:sz w:val="28"/>
+          <w:szCs w:val="28"/>
+          <w:highlight w:val="yellow"/>
+          <w:lang w:val="ru-RU"/>
+        </w:rPr>
+        <w:t>Євген</w:t>
+      </w:r>
+      <w:proofErr w:type="spellEnd"/>
+      <w:r>
+        <w:rPr>
+          <w:sz w:val="28"/>
+          <w:szCs w:val="28"/>
+          <w:highlight w:val="yellow"/>
+          <w:lang w:val="ru-RU"/>
+        </w:rPr>
+        <w:t xml:space="preserve"> Миколайович, старший </w:t>
+      </w:r>
+      <w:proofErr w:type="spellStart"/>
+      <w:r>
+        <w:rPr>
+          <w:sz w:val="28"/>
+          <w:szCs w:val="28"/>
+          <w:highlight w:val="yellow"/>
+          <w:lang w:val="ru-RU"/>
+        </w:rPr>
+        <w:t>навідник</w:t>
+      </w:r>
+      <w:proofErr w:type="spellEnd"/>
+      <w:r>
+        <w:rPr>
+          <w:sz w:val="28"/>
+          <w:szCs w:val="28"/>
+          <w:highlight w:val="yellow"/>
+          <w:lang w:val="ru-RU"/>
+        </w:rPr>
+        <w:t xml:space="preserve"> </w:t>
+      </w:r>
+      <w:proofErr w:type="spellStart"/>
+      <w:r>
+        <w:rPr>
+          <w:sz w:val="28"/>
+          <w:szCs w:val="28"/>
+          <w:highlight w:val="yellow"/>
+          <w:lang w:val="ru-RU"/>
+        </w:rPr>
+        <w:t>мінометного</w:t>
+      </w:r>
+      <w:proofErr w:type="spellEnd"/>
+      <w:r>
+        <w:rPr>
+          <w:sz w:val="28"/>
+          <w:szCs w:val="28"/>
+          <w:highlight w:val="yellow"/>
+          <w:lang w:val="ru-RU"/>
+        </w:rPr>
+        <w:t xml:space="preserve"> взводу </w:t>
+      </w:r>
+      <w:proofErr w:type="spellStart"/>
+      <w:r>
+        <w:rPr>
+          <w:sz w:val="28"/>
+          <w:szCs w:val="28"/>
+          <w:highlight w:val="yellow"/>
+          <w:lang w:val="ru-RU"/>
+        </w:rPr>
+        <w:t>роти</w:t>
+      </w:r>
+      <w:proofErr w:type="spellEnd"/>
+      <w:r>
+        <w:rPr>
+          <w:sz w:val="28"/>
+          <w:szCs w:val="28"/>
+          <w:highlight w:val="yellow"/>
+          <w:lang w:val="ru-RU"/>
+        </w:rPr>
+        <w:t xml:space="preserve"> </w:t>
+      </w:r>
+      <w:proofErr w:type="spellStart"/>
+      <w:r>
+        <w:rPr>
+          <w:sz w:val="28"/>
+          <w:szCs w:val="28"/>
+          <w:highlight w:val="yellow"/>
+          <w:lang w:val="ru-RU"/>
+        </w:rPr>
+        <w:t>вогневої</w:t>
+      </w:r>
+      <w:proofErr w:type="spellEnd"/>
+      <w:r>
+        <w:rPr>
+          <w:sz w:val="28"/>
+          <w:szCs w:val="28"/>
+          <w:highlight w:val="yellow"/>
+          <w:lang w:val="ru-RU"/>
+        </w:rPr>
+        <w:t xml:space="preserve"> </w:t>
+      </w:r>
+      <w:proofErr w:type="spellStart"/>
+      <w:r>
+        <w:rPr>
+          <w:sz w:val="28"/>
+          <w:szCs w:val="28"/>
+          <w:highlight w:val="yellow"/>
+          <w:lang w:val="ru-RU"/>
+        </w:rPr>
+        <w:t>підтримки</w:t>
+      </w:r>
+      <w:proofErr w:type="spellEnd"/>
+      <w:r>
+        <w:rPr>
+          <w:sz w:val="28"/>
+          <w:szCs w:val="28"/>
+          <w:highlight w:val="yellow"/>
+          <w:lang w:val="ru-RU"/>
+        </w:rPr>
+        <w:t xml:space="preserve"> </w:t>
+      </w:r>
+      <w:proofErr w:type="spellStart"/>
+      <w:r>
+        <w:rPr>
+          <w:sz w:val="28"/>
+          <w:szCs w:val="28"/>
+          <w:highlight w:val="yellow"/>
+          <w:lang w:val="ru-RU"/>
+        </w:rPr>
+        <w:t>військової</w:t>
+      </w:r>
+      <w:proofErr w:type="spellEnd"/>
+      <w:r>
+        <w:rPr>
+          <w:sz w:val="28"/>
+          <w:szCs w:val="28"/>
+          <w:highlight w:val="yellow"/>
+          <w:lang w:val="ru-RU"/>
+        </w:rPr>
+        <w:t xml:space="preserve"> </w:t>
+      </w:r>
+      <w:proofErr w:type="spellStart"/>
+      <w:r>
+        <w:rPr>
+          <w:sz w:val="28"/>
+          <w:szCs w:val="28"/>
+          <w:highlight w:val="yellow"/>
+          <w:lang w:val="ru-RU"/>
+        </w:rPr>
+        <w:t>частини</w:t>
+      </w:r>
+      <w:proofErr w:type="spellEnd"/>
+      <w:r>
+        <w:rPr>
+          <w:sz w:val="28"/>
+          <w:szCs w:val="28"/>
+          <w:highlight w:val="yellow"/>
+          <w:lang w:val="ru-RU"/>
+        </w:rPr>
+        <w:t xml:space="preserve"> А4682.</w:t>
+      </w:r>
+    </w:p>
+    <w:p>
+      <w:pPr>
+        <w:spacing w:line="252" w:lineRule="auto"/>
+        <w:ind w:firstLine="709"/>
+        <w:jc w:val="both"/>
+        <w:rPr>
+          <w:sz w:val="28"/>
+          <w:szCs w:val="28"/>
+          <w:lang w:val="ru-RU"/>
+        </w:rPr>
+      </w:pPr>
+      <w:r>
+        <w:rPr>
+          <w:sz w:val="28"/>
+          <w:szCs w:val="28"/>
+          <w:highlight w:val="yellow"/>
+          <w:lang w:val="ru-RU"/>
+        </w:rPr>
+        <w:t xml:space="preserve">- старший солдат БОРШКІВСЬКИЙ Богдан </w:t>
+      </w:r>
+      <w:proofErr w:type="spellStart"/>
+      <w:r>
+        <w:rPr>
+          <w:sz w:val="28"/>
+          <w:szCs w:val="28"/>
+          <w:highlight w:val="yellow"/>
+          <w:lang w:val="ru-RU"/>
+        </w:rPr>
+        <w:t>Анатолійович</w:t>
+      </w:r>
+      <w:proofErr w:type="spellEnd"/>
+      <w:r>
+        <w:rPr>
+          <w:sz w:val="28"/>
+          <w:szCs w:val="28"/>
+          <w:highlight w:val="yellow"/>
+          <w:lang w:val="ru-RU"/>
+        </w:rPr>
+        <w:t xml:space="preserve">, номер обслуги </w:t>
+      </w:r>
+      <w:proofErr w:type="spellStart"/>
+      <w:r>
+        <w:rPr>
+          <w:sz w:val="28"/>
+          <w:szCs w:val="28"/>
+          <w:highlight w:val="yellow"/>
+          <w:lang w:val="ru-RU"/>
+        </w:rPr>
+        <w:t>мінометного</w:t>
+      </w:r>
+      <w:proofErr w:type="spellEnd"/>
+      <w:r>
+        <w:rPr>
+          <w:sz w:val="28"/>
+          <w:szCs w:val="28"/>
+          <w:highlight w:val="yellow"/>
+          <w:lang w:val="ru-RU"/>
+        </w:rPr>
+        <w:t xml:space="preserve"> взводу </w:t>
+      </w:r>
+      <w:proofErr w:type="spellStart"/>
+      <w:r>
+        <w:rPr>
+          <w:sz w:val="28"/>
+          <w:szCs w:val="28"/>
+          <w:highlight w:val="yellow"/>
+          <w:lang w:val="ru-RU"/>
+        </w:rPr>
+        <w:t>роти</w:t>
+      </w:r>
+      <w:proofErr w:type="spellEnd"/>
+      <w:r>
+        <w:rPr>
+          <w:sz w:val="28"/>
+          <w:szCs w:val="28"/>
+          <w:highlight w:val="yellow"/>
+          <w:lang w:val="ru-RU"/>
+        </w:rPr>
+        <w:t xml:space="preserve"> </w:t>
+      </w:r>
+      <w:proofErr w:type="spellStart"/>
+      <w:r>
+        <w:rPr>
+          <w:sz w:val="28"/>
+          <w:szCs w:val="28"/>
+          <w:highlight w:val="yellow"/>
+          <w:lang w:val="ru-RU"/>
+        </w:rPr>
+        <w:t>вогневої</w:t>
+      </w:r>
+      <w:proofErr w:type="spellEnd"/>
+      <w:r>
+        <w:rPr>
+          <w:sz w:val="28"/>
+          <w:szCs w:val="28"/>
+          <w:highlight w:val="yellow"/>
+          <w:lang w:val="ru-RU"/>
+        </w:rPr>
+        <w:t xml:space="preserve"> </w:t>
+      </w:r>
+      <w:proofErr w:type="spellStart"/>
+      <w:r>
+        <w:rPr>
+          <w:sz w:val="28"/>
+          <w:szCs w:val="28"/>
+          <w:highlight w:val="yellow"/>
+          <w:lang w:val="ru-RU"/>
+        </w:rPr>
+        <w:t>підтримки</w:t>
+      </w:r>
+      <w:proofErr w:type="spellEnd"/>
+      <w:r>
+        <w:rPr>
+          <w:sz w:val="28"/>
+          <w:szCs w:val="28"/>
+          <w:highlight w:val="yellow"/>
+          <w:lang w:val="ru-RU"/>
+        </w:rPr>
+        <w:t xml:space="preserve"> </w:t>
+      </w:r>
+      <w:proofErr w:type="spellStart"/>
+      <w:r>
+        <w:rPr>
+          <w:sz w:val="28"/>
+          <w:szCs w:val="28"/>
+          <w:highlight w:val="yellow"/>
+          <w:lang w:val="ru-RU"/>
+        </w:rPr>
+        <w:t>військової</w:t>
+      </w:r>
+      <w:proofErr w:type="spellEnd"/>
+      <w:r>
+        <w:rPr>
+          <w:sz w:val="28"/>
+          <w:szCs w:val="28"/>
+          <w:highlight w:val="yellow"/>
+          <w:lang w:val="ru-RU"/>
+        </w:rPr>
+        <w:t xml:space="preserve"> </w:t>
+      </w:r>
+      <w:proofErr w:type="spellStart"/>
+      <w:r>
+        <w:rPr>
+          <w:sz w:val="28"/>
+          <w:szCs w:val="28"/>
+          <w:highlight w:val="yellow"/>
+          <w:lang w:val="ru-RU"/>
+        </w:rPr>
+        <w:t>частини</w:t>
+      </w:r>
+      <w:proofErr w:type="spellEnd"/>
+      <w:r>
+        <w:rPr>
+          <w:sz w:val="28"/>
+          <w:szCs w:val="28"/>
+          <w:highlight w:val="yellow"/>
+          <w:lang w:val="ru-RU"/>
+        </w:rPr>
+        <w:t xml:space="preserve"> А4682.</w:t>
+      </w:r>
+      <w:r>
+        <w:rPr>
+          <w:sz w:val="28"/>
+          <w:szCs w:val="28"/>
+          <w:lang w:val="ru-RU"/>
+        </w:rPr>
+        <w:t xml:space="preserve"> </w:t>
+      </w:r>
+    </w:p>
+    <w:p>
+      <w:pPr>
+        <w:spacing w:line="252" w:lineRule="auto"/>
+        <w:ind w:firstLine="709"/>
+        <w:jc w:val="both"/>
+        <w:rPr>
+          <w:sz w:val="28"/>
+          <w:szCs w:val="28"/>
+          <w:lang w:val="ru-RU"/>
+        </w:rPr>
+      </w:pPr>
+      <w:r>
+        <w:rPr>
+          <w:sz w:val="28"/>
+          <w:szCs w:val="28"/>
+        </w:rPr>
+        <w:t xml:space="preserve">Встановлено, що втрата військового майна відбулась не внаслідок протиправних дій або бездіяльності, порушення вимог нормативних документів з боку особового складу та командування військової частин </w:t>
+      </w:r>
+      <w:r>
+        <w:rPr>
+          <w:sz w:val="28"/>
+          <w:szCs w:val="28"/>
+          <w:lang w:val="ru-RU"/>
+        </w:rPr>
+        <w:fldChar w:fldCharType="begin"/>
+      </w:r>
+      <w:r>
+        <w:rPr>
+          <w:sz w:val="28"/>
+          <w:szCs w:val="28"/>
+          <w:lang w:val="ru-RU"/>
+        </w:rPr>
+        <w:instrText xml:space="preserve"> MERGEFIELD  MIL_UNIT  \* MERGEFORMAT </w:instrText>
+      </w:r>
+      <w:r>
+        <w:rPr>
+          <w:sz w:val="28"/>
+          <w:szCs w:val="28"/>
+          <w:lang w:val="ru-RU"/>
+        </w:rPr>
+        <w:fldChar w:fldCharType="separate"/>
+      </w:r>
+      <w:r>
+        <w:rPr>
+          <w:sz w:val="28"/>
+          <w:szCs w:val="28"/>
+          <w:lang w:val="ru-RU"/>
+        </w:rPr>
+        <w:t>«MIL_UNIT»</w:t>
+      </w:r>
+      <w:r>
+        <w:rPr>
+          <w:sz w:val="28"/>
+          <w:szCs w:val="28"/>
+        </w:rPr>
+        <w:fldChar w:fldCharType="end"/>
+      </w:r>
+      <w:r>
+        <w:rPr>
+          <w:sz w:val="28"/>
+          <w:szCs w:val="28"/>
+          <w:lang w:val="en-US"/>
+        </w:rPr>
+        <w:t xml:space="preserve"> </w:t>
+      </w:r>
+      <w:r>
+        <w:rPr>
+          <w:sz w:val="28"/>
+          <w:szCs w:val="28"/>
+        </w:rPr>
+        <w:t xml:space="preserve">або інших посадових осіб військової частини </w:t>
+      </w:r>
+      <w:r>
+        <w:rPr>
+          <w:sz w:val="28"/>
+          <w:szCs w:val="28"/>
+          <w:lang w:val="ru-RU"/>
+        </w:rPr>
+        <w:fldChar w:fldCharType="begin"/>
+      </w:r>
+      <w:r>
+        <w:rPr>
+          <w:sz w:val="28"/>
+          <w:szCs w:val="28"/>
+          <w:lang w:val="ru-RU"/>
+        </w:rPr>
+        <w:instrText xml:space="preserve"> MERGEFIELD  MIL_UNIT  \* MERGEFORMAT </w:instrText>
+      </w:r>
+      <w:r>
+        <w:rPr>
+          <w:sz w:val="28"/>
+          <w:szCs w:val="28"/>
+          <w:lang w:val="ru-RU"/>
+        </w:rPr>
+        <w:fldChar w:fldCharType="separate"/>
+      </w:r>
+      <w:r>
+        <w:rPr>
+          <w:sz w:val="28"/>
+          <w:szCs w:val="28"/>
+          <w:lang w:val="ru-RU"/>
+        </w:rPr>
+        <w:t>«MIL_UNIT»</w:t>
+      </w:r>
+      <w:r>
+        <w:rPr>
+          <w:sz w:val="28"/>
+          <w:szCs w:val="28"/>
+        </w:rPr>
+        <w:fldChar w:fldCharType="end"/>
+      </w:r>
+      <w:r>
+        <w:rPr>
+          <w:sz w:val="28"/>
+          <w:szCs w:val="28"/>
+        </w:rPr>
+        <w:t>.</w:t>
+      </w:r>
+      <w:r>
+        <w:rPr>
+          <w:sz w:val="28"/>
+          <w:szCs w:val="28"/>
+        </w:rPr>
+        <w:t xml:space="preserve"> </w:t>
+      </w:r>
     </w:p>
     <w:p>
       <w:pPr>
@@ -1978,1298 +2753,6 @@
         <w:rPr>
           <w:sz w:val="28"/>
           <w:szCs w:val="28"/>
-          <w:lang w:eastAsia="uk-UA"/>
-        </w:rPr>
-      </w:pPr>
-      <w:r>
-        <w:rPr>
-          <w:sz w:val="28"/>
-          <w:szCs w:val="28"/>
-          <w:lang w:eastAsia="uk-UA"/>
-        </w:rPr>
-        <w:t xml:space="preserve">Вартість втраченого майна встановлена відповідно до облікових даних у службі забезпечення, фінансово – економічній службі та згідно відомості </w:t>
-      </w:r>
-      <w:r>
-        <w:rPr>
-          <w:sz w:val="28"/>
-          <w:szCs w:val="28"/>
-          <w:lang w:eastAsia="uk-UA"/>
-        </w:rPr>
-        <w:lastRenderedPageBreak/>
-        <w:t xml:space="preserve">визначення залишкової вартості </w:t>
-      </w:r>
-      <w:r>
-        <w:rPr>
-          <w:sz w:val="28"/>
-          <w:szCs w:val="28"/>
-          <w:lang w:eastAsia="uk-UA"/>
-        </w:rPr>
-        <w:t xml:space="preserve">служб забезпечення </w:t>
-      </w:r>
-      <w:r>
-        <w:rPr>
-          <w:sz w:val="28"/>
-          <w:szCs w:val="28"/>
-          <w:lang w:eastAsia="uk-UA"/>
-        </w:rPr>
-        <w:t xml:space="preserve">військової частини </w:t>
-      </w:r>
-      <w:r>
-        <w:rPr>
-          <w:color w:val="000000"/>
-          <w:sz w:val="28"/>
-          <w:szCs w:val="28"/>
-          <w:lang w:val="ru-RU" w:eastAsia="en-US"/>
-        </w:rPr>
-        <w:fldChar w:fldCharType="begin"/>
-      </w:r>
-      <w:r>
-        <w:rPr>
-          <w:color w:val="000000"/>
-          <w:sz w:val="28"/>
-          <w:szCs w:val="28"/>
-          <w:lang w:val="ru-RU" w:eastAsia="en-US"/>
-        </w:rPr>
-        <w:instrText xml:space="preserve"> MERGEFIELD  MIL_UNIT  \* MERGEFORMAT </w:instrText>
-      </w:r>
-      <w:r>
-        <w:rPr>
-          <w:color w:val="000000"/>
-          <w:sz w:val="28"/>
-          <w:szCs w:val="28"/>
-          <w:lang w:val="ru-RU" w:eastAsia="en-US"/>
-        </w:rPr>
-        <w:fldChar w:fldCharType="separate"/>
-      </w:r>
-      <w:r>
-        <w:rPr>
-          <w:noProof/>
-          <w:color w:val="000000"/>
-          <w:sz w:val="28"/>
-          <w:szCs w:val="28"/>
-          <w:lang w:val="ru-RU" w:eastAsia="en-US"/>
-        </w:rPr>
-        <w:t>«MIL_UNIT»</w:t>
-      </w:r>
-      <w:r>
-        <w:rPr>
-          <w:color w:val="000000"/>
-          <w:sz w:val="28"/>
-          <w:szCs w:val="28"/>
-          <w:lang w:val="ru-RU" w:eastAsia="en-US"/>
-        </w:rPr>
-        <w:fldChar w:fldCharType="end"/>
-      </w:r>
-      <w:r>
-        <w:rPr>
-          <w:sz w:val="28"/>
-          <w:szCs w:val="28"/>
-          <w:lang w:eastAsia="uk-UA"/>
-        </w:rPr>
-        <w:t>.</w:t>
-      </w:r>
-    </w:p>
-    <w:p>
-      <w:pPr>
-        <w:spacing w:line="252" w:lineRule="auto"/>
-        <w:ind w:firstLine="709"/>
-        <w:jc w:val="both"/>
-        <w:rPr>
-          <w:sz w:val="28"/>
-          <w:szCs w:val="28"/>
-        </w:rPr>
-      </w:pPr>
-      <w:bookmarkStart w:id="9" w:name="_Hlk125699953"/>
-      <w:r>
-        <w:rPr>
-          <w:sz w:val="28"/>
-          <w:szCs w:val="28"/>
-        </w:rPr>
-        <w:t>Особовий склад</w:t>
-      </w:r>
-      <w:r>
-        <w:rPr>
-          <w:sz w:val="28"/>
-          <w:szCs w:val="28"/>
-        </w:rPr>
-        <w:t xml:space="preserve"> </w:t>
-      </w:r>
-      <w:r>
-        <w:rPr>
-          <w:color w:val="000000"/>
-          <w:sz w:val="28"/>
-          <w:szCs w:val="28"/>
-          <w:lang w:val="ru-RU" w:eastAsia="en-US"/>
-        </w:rPr>
-        <w:fldChar w:fldCharType="begin"/>
-      </w:r>
-      <w:r>
-        <w:rPr>
-          <w:color w:val="000000"/>
-          <w:sz w:val="28"/>
-          <w:szCs w:val="28"/>
-          <w:lang w:val="ru-RU" w:eastAsia="en-US"/>
-        </w:rPr>
-        <w:instrText xml:space="preserve"> MERGEFIELD  SUBDIVISION_NAME  \* MERGEFORMAT </w:instrText>
-      </w:r>
-      <w:r>
-        <w:rPr>
-          <w:color w:val="000000"/>
-          <w:sz w:val="28"/>
-          <w:szCs w:val="28"/>
-          <w:lang w:val="ru-RU" w:eastAsia="en-US"/>
-        </w:rPr>
-        <w:fldChar w:fldCharType="separate"/>
-      </w:r>
-      <w:r>
-        <w:rPr>
-          <w:noProof/>
-          <w:color w:val="000000"/>
-          <w:sz w:val="28"/>
-          <w:szCs w:val="28"/>
-          <w:lang w:val="ru-RU" w:eastAsia="en-US"/>
-        </w:rPr>
-        <w:t>«SUBDIVISION_NAME»</w:t>
-      </w:r>
-      <w:r>
-        <w:rPr>
-          <w:color w:val="000000"/>
-          <w:sz w:val="28"/>
-          <w:szCs w:val="28"/>
-          <w:lang w:val="ru-RU" w:eastAsia="en-US"/>
-        </w:rPr>
-        <w:fldChar w:fldCharType="end"/>
-      </w:r>
-      <w:r>
-        <w:rPr>
-          <w:sz w:val="28"/>
-          <w:szCs w:val="28"/>
-        </w:rPr>
-        <w:t xml:space="preserve"> військової частини </w:t>
-      </w:r>
-      <w:r>
-        <w:rPr>
-          <w:color w:val="000000"/>
-          <w:sz w:val="28"/>
-          <w:szCs w:val="28"/>
-          <w:lang w:val="ru-RU" w:eastAsia="en-US"/>
-        </w:rPr>
-        <w:fldChar w:fldCharType="begin"/>
-      </w:r>
-      <w:r>
-        <w:rPr>
-          <w:color w:val="000000"/>
-          <w:sz w:val="28"/>
-          <w:szCs w:val="28"/>
-          <w:lang w:val="ru-RU" w:eastAsia="en-US"/>
-        </w:rPr>
-        <w:instrText xml:space="preserve"> MERGEFIELD  MIL_UNIT  \* MERGEFORMAT </w:instrText>
-      </w:r>
-      <w:r>
-        <w:rPr>
-          <w:color w:val="000000"/>
-          <w:sz w:val="28"/>
-          <w:szCs w:val="28"/>
-          <w:lang w:val="ru-RU" w:eastAsia="en-US"/>
-        </w:rPr>
-        <w:fldChar w:fldCharType="separate"/>
-      </w:r>
-      <w:r>
-        <w:rPr>
-          <w:noProof/>
-          <w:color w:val="000000"/>
-          <w:sz w:val="28"/>
-          <w:szCs w:val="28"/>
-          <w:lang w:val="ru-RU" w:eastAsia="en-US"/>
-        </w:rPr>
-        <w:t>«MIL_UNIT»</w:t>
-      </w:r>
-      <w:r>
-        <w:rPr>
-          <w:color w:val="000000"/>
-          <w:sz w:val="28"/>
-          <w:szCs w:val="28"/>
-          <w:lang w:val="ru-RU" w:eastAsia="en-US"/>
-        </w:rPr>
-        <w:fldChar w:fldCharType="end"/>
-      </w:r>
-      <w:r>
-        <w:rPr>
-          <w:color w:val="000000"/>
-          <w:sz w:val="28"/>
-          <w:szCs w:val="28"/>
-          <w:lang w:val="en-US" w:eastAsia="en-US"/>
-        </w:rPr>
-        <w:t xml:space="preserve"> </w:t>
-      </w:r>
-      <w:r>
-        <w:rPr>
-          <w:sz w:val="28"/>
-          <w:szCs w:val="28"/>
-        </w:rPr>
-        <w:t xml:space="preserve">виконував </w:t>
-      </w:r>
-      <w:r>
-        <w:rPr>
-          <w:sz w:val="28"/>
-          <w:szCs w:val="28"/>
-        </w:rPr>
-        <w:t xml:space="preserve">бойове розпорядження </w:t>
-      </w:r>
-      <w:r>
-        <w:rPr>
-          <w:sz w:val="28"/>
-          <w:szCs w:val="28"/>
-        </w:rPr>
-        <w:t>№</w:t>
-      </w:r>
-      <w:r>
-        <w:rPr>
-          <w:color w:val="000000"/>
-          <w:sz w:val="28"/>
-          <w:szCs w:val="28"/>
-          <w:lang w:val="ru-RU" w:eastAsia="en-US"/>
-        </w:rPr>
-        <w:fldChar w:fldCharType="begin"/>
-      </w:r>
-      <w:r>
-        <w:rPr>
-          <w:color w:val="000000"/>
-          <w:sz w:val="28"/>
-          <w:szCs w:val="28"/>
-          <w:lang w:val="ru-RU" w:eastAsia="en-US"/>
-        </w:rPr>
-        <w:instrText xml:space="preserve"> MERGEFIELD  BATTLE_ORDER  \* MERGEFORMAT </w:instrText>
-      </w:r>
-      <w:r>
-        <w:rPr>
-          <w:color w:val="000000"/>
-          <w:sz w:val="28"/>
-          <w:szCs w:val="28"/>
-          <w:lang w:val="ru-RU" w:eastAsia="en-US"/>
-        </w:rPr>
-        <w:fldChar w:fldCharType="separate"/>
-      </w:r>
-      <w:r>
-        <w:rPr>
-          <w:noProof/>
-          <w:color w:val="000000"/>
-          <w:sz w:val="28"/>
-          <w:szCs w:val="28"/>
-          <w:lang w:val="ru-RU" w:eastAsia="en-US"/>
-        </w:rPr>
-        <w:t>«BATTLE_ORDER»</w:t>
-      </w:r>
-      <w:r>
-        <w:rPr>
-          <w:color w:val="000000"/>
-          <w:sz w:val="28"/>
-          <w:szCs w:val="28"/>
-          <w:lang w:val="ru-RU" w:eastAsia="en-US"/>
-        </w:rPr>
-        <w:fldChar w:fldCharType="end"/>
-      </w:r>
-      <w:r>
-        <w:rPr>
-          <w:sz w:val="28"/>
-          <w:szCs w:val="28"/>
-        </w:rPr>
-        <w:t xml:space="preserve"> від </w:t>
-      </w:r>
-      <w:r>
-        <w:rPr>
-          <w:color w:val="000000"/>
-          <w:sz w:val="28"/>
-          <w:szCs w:val="28"/>
-          <w:lang w:val="ru-RU" w:eastAsia="en-US"/>
-        </w:rPr>
-        <w:fldChar w:fldCharType="begin"/>
-      </w:r>
-      <w:r>
-        <w:rPr>
-          <w:color w:val="000000"/>
-          <w:sz w:val="28"/>
-          <w:szCs w:val="28"/>
-          <w:lang w:val="ru-RU" w:eastAsia="en-US"/>
-        </w:rPr>
-        <w:instrText xml:space="preserve"> MERGEFIELD  BATTLE_ORDER_DATE  \* MERGEFORMAT </w:instrText>
-      </w:r>
-      <w:r>
-        <w:rPr>
-          <w:color w:val="000000"/>
-          <w:sz w:val="28"/>
-          <w:szCs w:val="28"/>
-          <w:lang w:val="ru-RU" w:eastAsia="en-US"/>
-        </w:rPr>
-        <w:fldChar w:fldCharType="separate"/>
-      </w:r>
-      <w:r>
-        <w:rPr>
-          <w:noProof/>
-          <w:color w:val="000000"/>
-          <w:sz w:val="28"/>
-          <w:szCs w:val="28"/>
-          <w:lang w:val="ru-RU" w:eastAsia="en-US"/>
-        </w:rPr>
-        <w:t>«BATTLE_ORDER_DATE»</w:t>
-      </w:r>
-      <w:r>
-        <w:rPr>
-          <w:color w:val="000000"/>
-          <w:sz w:val="28"/>
-          <w:szCs w:val="28"/>
-          <w:lang w:val="ru-RU" w:eastAsia="en-US"/>
-        </w:rPr>
-        <w:fldChar w:fldCharType="end"/>
-      </w:r>
-      <w:r>
-        <w:rPr>
-          <w:sz w:val="28"/>
-          <w:szCs w:val="28"/>
-        </w:rPr>
-        <w:t xml:space="preserve">, по </w:t>
-      </w:r>
-      <w:r>
-        <w:rPr>
-          <w:color w:val="000000"/>
-          <w:sz w:val="28"/>
-          <w:szCs w:val="28"/>
-          <w:lang w:val="ru-RU" w:eastAsia="en-US"/>
-        </w:rPr>
-        <w:fldChar w:fldCharType="begin"/>
-      </w:r>
-      <w:r>
-        <w:rPr>
-          <w:color w:val="000000"/>
-          <w:sz w:val="28"/>
-          <w:szCs w:val="28"/>
-          <w:lang w:val="ru-RU" w:eastAsia="en-US"/>
-        </w:rPr>
-        <w:instrText xml:space="preserve"> MERGEFIELD  BATTLE_ORDER_LOCATION  \* MERGEFORMAT </w:instrText>
-      </w:r>
-      <w:r>
-        <w:rPr>
-          <w:color w:val="000000"/>
-          <w:sz w:val="28"/>
-          <w:szCs w:val="28"/>
-          <w:lang w:val="ru-RU" w:eastAsia="en-US"/>
-        </w:rPr>
-        <w:fldChar w:fldCharType="separate"/>
-      </w:r>
-      <w:r>
-        <w:rPr>
-          <w:noProof/>
-          <w:color w:val="000000"/>
-          <w:sz w:val="28"/>
-          <w:szCs w:val="28"/>
-          <w:lang w:val="ru-RU" w:eastAsia="en-US"/>
-        </w:rPr>
-        <w:t>«BATTLE_ORDER_LOCATION»</w:t>
-      </w:r>
-      <w:r>
-        <w:rPr>
-          <w:color w:val="000000"/>
-          <w:sz w:val="28"/>
-          <w:szCs w:val="28"/>
-          <w:lang w:val="ru-RU" w:eastAsia="en-US"/>
-        </w:rPr>
-        <w:fldChar w:fldCharType="end"/>
-      </w:r>
-      <w:r>
-        <w:rPr>
-          <w:sz w:val="28"/>
-          <w:szCs w:val="28"/>
-        </w:rPr>
-        <w:t>.</w:t>
-      </w:r>
-    </w:p>
-    <w:p>
-      <w:pPr>
-        <w:spacing w:line="252" w:lineRule="auto"/>
-        <w:ind w:firstLine="709"/>
-        <w:jc w:val="both"/>
-        <w:rPr>
-          <w:sz w:val="28"/>
-          <w:szCs w:val="28"/>
-        </w:rPr>
-      </w:pPr>
-      <w:r>
-        <w:rPr>
-          <w:sz w:val="28"/>
-          <w:szCs w:val="28"/>
-        </w:rPr>
-        <w:t>Учасниками та свідками описаної події були:</w:t>
-      </w:r>
-    </w:p>
-    <w:p>
-      <w:pPr>
-        <w:spacing w:line="252" w:lineRule="auto"/>
-        <w:ind w:firstLine="709"/>
-        <w:jc w:val="both"/>
-        <w:rPr>
-          <w:sz w:val="28"/>
-          <w:szCs w:val="28"/>
-          <w:highlight w:val="yellow"/>
-          <w:lang w:val="ru-RU"/>
-        </w:rPr>
-      </w:pPr>
-      <w:r>
-        <w:rPr>
-          <w:sz w:val="28"/>
-          <w:szCs w:val="28"/>
-          <w:highlight w:val="yellow"/>
-          <w:lang w:val="ru-RU"/>
-        </w:rPr>
-        <w:t xml:space="preserve">- </w:t>
-      </w:r>
-      <w:proofErr w:type="spellStart"/>
-      <w:r>
-        <w:rPr>
-          <w:sz w:val="28"/>
-          <w:szCs w:val="28"/>
-          <w:highlight w:val="yellow"/>
-          <w:lang w:val="ru-RU"/>
-        </w:rPr>
-        <w:t>молодший</w:t>
-      </w:r>
-      <w:proofErr w:type="spellEnd"/>
-      <w:r>
-        <w:rPr>
-          <w:sz w:val="28"/>
-          <w:szCs w:val="28"/>
-          <w:highlight w:val="yellow"/>
-          <w:lang w:val="ru-RU"/>
-        </w:rPr>
-        <w:t xml:space="preserve"> сержант УДАЛОВ </w:t>
-      </w:r>
-      <w:proofErr w:type="spellStart"/>
-      <w:r>
-        <w:rPr>
-          <w:sz w:val="28"/>
-          <w:szCs w:val="28"/>
-          <w:highlight w:val="yellow"/>
-          <w:lang w:val="ru-RU"/>
-        </w:rPr>
-        <w:t>Володимир</w:t>
-      </w:r>
-      <w:proofErr w:type="spellEnd"/>
-      <w:r>
-        <w:rPr>
-          <w:sz w:val="28"/>
-          <w:szCs w:val="28"/>
-          <w:highlight w:val="yellow"/>
-          <w:lang w:val="ru-RU"/>
-        </w:rPr>
-        <w:t xml:space="preserve"> </w:t>
-      </w:r>
-      <w:proofErr w:type="spellStart"/>
-      <w:r>
-        <w:rPr>
-          <w:sz w:val="28"/>
-          <w:szCs w:val="28"/>
-          <w:highlight w:val="yellow"/>
-          <w:lang w:val="ru-RU"/>
-        </w:rPr>
-        <w:t>Віталійович</w:t>
-      </w:r>
-      <w:proofErr w:type="spellEnd"/>
-      <w:r>
-        <w:rPr>
-          <w:sz w:val="28"/>
-          <w:szCs w:val="28"/>
-          <w:highlight w:val="yellow"/>
-          <w:lang w:val="ru-RU"/>
-        </w:rPr>
-        <w:t xml:space="preserve">, командир </w:t>
-      </w:r>
-      <w:proofErr w:type="spellStart"/>
-      <w:r>
-        <w:rPr>
-          <w:sz w:val="28"/>
-          <w:szCs w:val="28"/>
-          <w:highlight w:val="yellow"/>
-          <w:lang w:val="ru-RU"/>
-        </w:rPr>
-        <w:t>міномета</w:t>
-      </w:r>
-      <w:proofErr w:type="spellEnd"/>
-      <w:r>
-        <w:rPr>
-          <w:sz w:val="28"/>
-          <w:szCs w:val="28"/>
-          <w:highlight w:val="yellow"/>
-          <w:lang w:val="ru-RU"/>
-        </w:rPr>
-        <w:t xml:space="preserve"> </w:t>
-      </w:r>
-      <w:proofErr w:type="spellStart"/>
-      <w:r>
-        <w:rPr>
-          <w:sz w:val="28"/>
-          <w:szCs w:val="28"/>
-          <w:highlight w:val="yellow"/>
-          <w:lang w:val="ru-RU"/>
-        </w:rPr>
-        <w:t>мінометного</w:t>
-      </w:r>
-      <w:proofErr w:type="spellEnd"/>
-      <w:r>
-        <w:rPr>
-          <w:sz w:val="28"/>
-          <w:szCs w:val="28"/>
-          <w:highlight w:val="yellow"/>
-          <w:lang w:val="ru-RU"/>
-        </w:rPr>
-        <w:t xml:space="preserve"> взводу </w:t>
-      </w:r>
-      <w:proofErr w:type="spellStart"/>
-      <w:r>
-        <w:rPr>
-          <w:sz w:val="28"/>
-          <w:szCs w:val="28"/>
-          <w:highlight w:val="yellow"/>
-          <w:lang w:val="ru-RU"/>
-        </w:rPr>
-        <w:t>роти</w:t>
-      </w:r>
-      <w:proofErr w:type="spellEnd"/>
-      <w:r>
-        <w:rPr>
-          <w:sz w:val="28"/>
-          <w:szCs w:val="28"/>
-          <w:highlight w:val="yellow"/>
-          <w:lang w:val="ru-RU"/>
-        </w:rPr>
-        <w:t xml:space="preserve"> </w:t>
-      </w:r>
-      <w:proofErr w:type="spellStart"/>
-      <w:r>
-        <w:rPr>
-          <w:sz w:val="28"/>
-          <w:szCs w:val="28"/>
-          <w:highlight w:val="yellow"/>
-          <w:lang w:val="ru-RU"/>
-        </w:rPr>
-        <w:t>вогневої</w:t>
-      </w:r>
-      <w:proofErr w:type="spellEnd"/>
-      <w:r>
-        <w:rPr>
-          <w:sz w:val="28"/>
-          <w:szCs w:val="28"/>
-          <w:highlight w:val="yellow"/>
-          <w:lang w:val="ru-RU"/>
-        </w:rPr>
-        <w:t xml:space="preserve"> </w:t>
-      </w:r>
-      <w:proofErr w:type="spellStart"/>
-      <w:r>
-        <w:rPr>
-          <w:sz w:val="28"/>
-          <w:szCs w:val="28"/>
-          <w:highlight w:val="yellow"/>
-          <w:lang w:val="ru-RU"/>
-        </w:rPr>
-        <w:t>підтримки</w:t>
-      </w:r>
-      <w:proofErr w:type="spellEnd"/>
-      <w:r>
-        <w:rPr>
-          <w:sz w:val="28"/>
-          <w:szCs w:val="28"/>
-          <w:highlight w:val="yellow"/>
-          <w:lang w:val="ru-RU"/>
-        </w:rPr>
-        <w:t xml:space="preserve"> </w:t>
-      </w:r>
-      <w:proofErr w:type="spellStart"/>
-      <w:r>
-        <w:rPr>
-          <w:sz w:val="28"/>
-          <w:szCs w:val="28"/>
-          <w:highlight w:val="yellow"/>
-          <w:lang w:val="ru-RU"/>
-        </w:rPr>
-        <w:t>військової</w:t>
-      </w:r>
-      <w:proofErr w:type="spellEnd"/>
-      <w:r>
-        <w:rPr>
-          <w:sz w:val="28"/>
-          <w:szCs w:val="28"/>
-          <w:highlight w:val="yellow"/>
-          <w:lang w:val="ru-RU"/>
-        </w:rPr>
-        <w:t xml:space="preserve"> </w:t>
-      </w:r>
-      <w:proofErr w:type="spellStart"/>
-      <w:r>
-        <w:rPr>
-          <w:sz w:val="28"/>
-          <w:szCs w:val="28"/>
-          <w:highlight w:val="yellow"/>
-          <w:lang w:val="ru-RU"/>
-        </w:rPr>
-        <w:t>частини</w:t>
-      </w:r>
-      <w:proofErr w:type="spellEnd"/>
-      <w:r>
-        <w:rPr>
-          <w:sz w:val="28"/>
-          <w:szCs w:val="28"/>
-          <w:highlight w:val="yellow"/>
-          <w:lang w:val="ru-RU"/>
-        </w:rPr>
-        <w:t xml:space="preserve"> А4682.</w:t>
-      </w:r>
-    </w:p>
-    <w:p>
-      <w:pPr>
-        <w:spacing w:line="252" w:lineRule="auto"/>
-        <w:ind w:firstLine="709"/>
-        <w:jc w:val="both"/>
-        <w:rPr>
-          <w:sz w:val="28"/>
-          <w:szCs w:val="28"/>
-          <w:highlight w:val="yellow"/>
-          <w:lang w:val="ru-RU"/>
-        </w:rPr>
-      </w:pPr>
-      <w:r>
-        <w:rPr>
-          <w:sz w:val="28"/>
-          <w:szCs w:val="28"/>
-          <w:highlight w:val="yellow"/>
-          <w:lang w:val="ru-RU"/>
-        </w:rPr>
-        <w:t xml:space="preserve">- старший солдат КОВАЛЬОВ Дмитро Миколайович, </w:t>
-      </w:r>
-      <w:proofErr w:type="spellStart"/>
-      <w:r>
-        <w:rPr>
-          <w:sz w:val="28"/>
-          <w:szCs w:val="28"/>
-          <w:highlight w:val="yellow"/>
-          <w:lang w:val="ru-RU"/>
-        </w:rPr>
-        <w:t>майстер</w:t>
-      </w:r>
-      <w:proofErr w:type="spellEnd"/>
-      <w:r>
-        <w:rPr>
-          <w:sz w:val="28"/>
-          <w:szCs w:val="28"/>
-          <w:highlight w:val="yellow"/>
-          <w:lang w:val="ru-RU"/>
-        </w:rPr>
-        <w:t xml:space="preserve"> – номер обслуги </w:t>
-      </w:r>
-      <w:proofErr w:type="spellStart"/>
-      <w:r>
-        <w:rPr>
-          <w:sz w:val="28"/>
-          <w:szCs w:val="28"/>
-          <w:highlight w:val="yellow"/>
-          <w:lang w:val="ru-RU"/>
-        </w:rPr>
-        <w:t>мінометного</w:t>
-      </w:r>
-      <w:proofErr w:type="spellEnd"/>
-      <w:r>
-        <w:rPr>
-          <w:sz w:val="28"/>
-          <w:szCs w:val="28"/>
-          <w:highlight w:val="yellow"/>
-          <w:lang w:val="ru-RU"/>
-        </w:rPr>
-        <w:t xml:space="preserve"> взводу </w:t>
-      </w:r>
-      <w:proofErr w:type="spellStart"/>
-      <w:r>
-        <w:rPr>
-          <w:sz w:val="28"/>
-          <w:szCs w:val="28"/>
-          <w:highlight w:val="yellow"/>
-          <w:lang w:val="ru-RU"/>
-        </w:rPr>
-        <w:t>роти</w:t>
-      </w:r>
-      <w:proofErr w:type="spellEnd"/>
-      <w:r>
-        <w:rPr>
-          <w:sz w:val="28"/>
-          <w:szCs w:val="28"/>
-          <w:highlight w:val="yellow"/>
-          <w:lang w:val="ru-RU"/>
-        </w:rPr>
-        <w:t xml:space="preserve"> </w:t>
-      </w:r>
-      <w:proofErr w:type="spellStart"/>
-      <w:r>
-        <w:rPr>
-          <w:sz w:val="28"/>
-          <w:szCs w:val="28"/>
-          <w:highlight w:val="yellow"/>
-          <w:lang w:val="ru-RU"/>
-        </w:rPr>
-        <w:t>вогневої</w:t>
-      </w:r>
-      <w:proofErr w:type="spellEnd"/>
-      <w:r>
-        <w:rPr>
-          <w:sz w:val="28"/>
-          <w:szCs w:val="28"/>
-          <w:highlight w:val="yellow"/>
-          <w:lang w:val="ru-RU"/>
-        </w:rPr>
-        <w:t xml:space="preserve"> </w:t>
-      </w:r>
-      <w:proofErr w:type="spellStart"/>
-      <w:r>
-        <w:rPr>
-          <w:sz w:val="28"/>
-          <w:szCs w:val="28"/>
-          <w:highlight w:val="yellow"/>
-          <w:lang w:val="ru-RU"/>
-        </w:rPr>
-        <w:t>підтримки</w:t>
-      </w:r>
-      <w:proofErr w:type="spellEnd"/>
-      <w:r>
-        <w:rPr>
-          <w:sz w:val="28"/>
-          <w:szCs w:val="28"/>
-          <w:highlight w:val="yellow"/>
-          <w:lang w:val="ru-RU"/>
-        </w:rPr>
-        <w:t xml:space="preserve"> </w:t>
-      </w:r>
-      <w:proofErr w:type="spellStart"/>
-      <w:r>
-        <w:rPr>
-          <w:sz w:val="28"/>
-          <w:szCs w:val="28"/>
-          <w:highlight w:val="yellow"/>
-          <w:lang w:val="ru-RU"/>
-        </w:rPr>
-        <w:t>військової</w:t>
-      </w:r>
-      <w:proofErr w:type="spellEnd"/>
-      <w:r>
-        <w:rPr>
-          <w:sz w:val="28"/>
-          <w:szCs w:val="28"/>
-          <w:highlight w:val="yellow"/>
-          <w:lang w:val="ru-RU"/>
-        </w:rPr>
-        <w:t xml:space="preserve"> </w:t>
-      </w:r>
-      <w:proofErr w:type="spellStart"/>
-      <w:r>
-        <w:rPr>
-          <w:sz w:val="28"/>
-          <w:szCs w:val="28"/>
-          <w:highlight w:val="yellow"/>
-          <w:lang w:val="ru-RU"/>
-        </w:rPr>
-        <w:t>частини</w:t>
-      </w:r>
-      <w:proofErr w:type="spellEnd"/>
-      <w:r>
-        <w:rPr>
-          <w:sz w:val="28"/>
-          <w:szCs w:val="28"/>
-          <w:highlight w:val="yellow"/>
-          <w:lang w:val="ru-RU"/>
-        </w:rPr>
-        <w:t xml:space="preserve"> А4682.</w:t>
-      </w:r>
-    </w:p>
-    <w:p>
-      <w:pPr>
-        <w:spacing w:line="252" w:lineRule="auto"/>
-        <w:ind w:firstLine="709"/>
-        <w:jc w:val="both"/>
-        <w:rPr>
-          <w:sz w:val="28"/>
-          <w:szCs w:val="28"/>
-          <w:highlight w:val="yellow"/>
-          <w:lang w:val="ru-RU"/>
-        </w:rPr>
-      </w:pPr>
-      <w:r>
-        <w:rPr>
-          <w:sz w:val="28"/>
-          <w:szCs w:val="28"/>
-          <w:highlight w:val="yellow"/>
-          <w:lang w:val="ru-RU"/>
-        </w:rPr>
-        <w:t xml:space="preserve">- солдат ПІТУТІН </w:t>
-      </w:r>
-      <w:proofErr w:type="spellStart"/>
-      <w:r>
-        <w:rPr>
-          <w:sz w:val="28"/>
-          <w:szCs w:val="28"/>
-          <w:highlight w:val="yellow"/>
-          <w:lang w:val="ru-RU"/>
-        </w:rPr>
-        <w:t>Євген</w:t>
-      </w:r>
-      <w:proofErr w:type="spellEnd"/>
-      <w:r>
-        <w:rPr>
-          <w:sz w:val="28"/>
-          <w:szCs w:val="28"/>
-          <w:highlight w:val="yellow"/>
-          <w:lang w:val="ru-RU"/>
-        </w:rPr>
-        <w:t xml:space="preserve"> Миколайович, старший </w:t>
-      </w:r>
-      <w:proofErr w:type="spellStart"/>
-      <w:r>
-        <w:rPr>
-          <w:sz w:val="28"/>
-          <w:szCs w:val="28"/>
-          <w:highlight w:val="yellow"/>
-          <w:lang w:val="ru-RU"/>
-        </w:rPr>
-        <w:t>навідник</w:t>
-      </w:r>
-      <w:proofErr w:type="spellEnd"/>
-      <w:r>
-        <w:rPr>
-          <w:sz w:val="28"/>
-          <w:szCs w:val="28"/>
-          <w:highlight w:val="yellow"/>
-          <w:lang w:val="ru-RU"/>
-        </w:rPr>
-        <w:t xml:space="preserve"> </w:t>
-      </w:r>
-      <w:proofErr w:type="spellStart"/>
-      <w:r>
-        <w:rPr>
-          <w:sz w:val="28"/>
-          <w:szCs w:val="28"/>
-          <w:highlight w:val="yellow"/>
-          <w:lang w:val="ru-RU"/>
-        </w:rPr>
-        <w:t>мінометного</w:t>
-      </w:r>
-      <w:proofErr w:type="spellEnd"/>
-      <w:r>
-        <w:rPr>
-          <w:sz w:val="28"/>
-          <w:szCs w:val="28"/>
-          <w:highlight w:val="yellow"/>
-          <w:lang w:val="ru-RU"/>
-        </w:rPr>
-        <w:t xml:space="preserve"> взводу </w:t>
-      </w:r>
-      <w:proofErr w:type="spellStart"/>
-      <w:r>
-        <w:rPr>
-          <w:sz w:val="28"/>
-          <w:szCs w:val="28"/>
-          <w:highlight w:val="yellow"/>
-          <w:lang w:val="ru-RU"/>
-        </w:rPr>
-        <w:t>роти</w:t>
-      </w:r>
-      <w:proofErr w:type="spellEnd"/>
-      <w:r>
-        <w:rPr>
-          <w:sz w:val="28"/>
-          <w:szCs w:val="28"/>
-          <w:highlight w:val="yellow"/>
-          <w:lang w:val="ru-RU"/>
-        </w:rPr>
-        <w:t xml:space="preserve"> </w:t>
-      </w:r>
-      <w:proofErr w:type="spellStart"/>
-      <w:r>
-        <w:rPr>
-          <w:sz w:val="28"/>
-          <w:szCs w:val="28"/>
-          <w:highlight w:val="yellow"/>
-          <w:lang w:val="ru-RU"/>
-        </w:rPr>
-        <w:t>вогневої</w:t>
-      </w:r>
-      <w:proofErr w:type="spellEnd"/>
-      <w:r>
-        <w:rPr>
-          <w:sz w:val="28"/>
-          <w:szCs w:val="28"/>
-          <w:highlight w:val="yellow"/>
-          <w:lang w:val="ru-RU"/>
-        </w:rPr>
-        <w:t xml:space="preserve"> </w:t>
-      </w:r>
-      <w:proofErr w:type="spellStart"/>
-      <w:r>
-        <w:rPr>
-          <w:sz w:val="28"/>
-          <w:szCs w:val="28"/>
-          <w:highlight w:val="yellow"/>
-          <w:lang w:val="ru-RU"/>
-        </w:rPr>
-        <w:t>підтримки</w:t>
-      </w:r>
-      <w:proofErr w:type="spellEnd"/>
-      <w:r>
-        <w:rPr>
-          <w:sz w:val="28"/>
-          <w:szCs w:val="28"/>
-          <w:highlight w:val="yellow"/>
-          <w:lang w:val="ru-RU"/>
-        </w:rPr>
-        <w:t xml:space="preserve"> </w:t>
-      </w:r>
-      <w:proofErr w:type="spellStart"/>
-      <w:r>
-        <w:rPr>
-          <w:sz w:val="28"/>
-          <w:szCs w:val="28"/>
-          <w:highlight w:val="yellow"/>
-          <w:lang w:val="ru-RU"/>
-        </w:rPr>
-        <w:t>військової</w:t>
-      </w:r>
-      <w:proofErr w:type="spellEnd"/>
-      <w:r>
-        <w:rPr>
-          <w:sz w:val="28"/>
-          <w:szCs w:val="28"/>
-          <w:highlight w:val="yellow"/>
-          <w:lang w:val="ru-RU"/>
-        </w:rPr>
-        <w:t xml:space="preserve"> </w:t>
-      </w:r>
-      <w:proofErr w:type="spellStart"/>
-      <w:r>
-        <w:rPr>
-          <w:sz w:val="28"/>
-          <w:szCs w:val="28"/>
-          <w:highlight w:val="yellow"/>
-          <w:lang w:val="ru-RU"/>
-        </w:rPr>
-        <w:t>частини</w:t>
-      </w:r>
-      <w:proofErr w:type="spellEnd"/>
-      <w:r>
-        <w:rPr>
-          <w:sz w:val="28"/>
-          <w:szCs w:val="28"/>
-          <w:highlight w:val="yellow"/>
-          <w:lang w:val="ru-RU"/>
-        </w:rPr>
-        <w:t xml:space="preserve"> А4682.</w:t>
-      </w:r>
-    </w:p>
-    <w:p>
-      <w:pPr>
-        <w:spacing w:line="252" w:lineRule="auto"/>
-        <w:ind w:firstLine="709"/>
-        <w:jc w:val="both"/>
-        <w:rPr>
-          <w:sz w:val="28"/>
-          <w:szCs w:val="28"/>
-          <w:lang w:val="ru-RU"/>
-        </w:rPr>
-      </w:pPr>
-      <w:r>
-        <w:rPr>
-          <w:sz w:val="28"/>
-          <w:szCs w:val="28"/>
-          <w:highlight w:val="yellow"/>
-          <w:lang w:val="ru-RU"/>
-        </w:rPr>
-        <w:t xml:space="preserve">- старший солдат БОРШКІВСЬКИЙ Богдан </w:t>
-      </w:r>
-      <w:proofErr w:type="spellStart"/>
-      <w:r>
-        <w:rPr>
-          <w:sz w:val="28"/>
-          <w:szCs w:val="28"/>
-          <w:highlight w:val="yellow"/>
-          <w:lang w:val="ru-RU"/>
-        </w:rPr>
-        <w:t>Анатолійович</w:t>
-      </w:r>
-      <w:proofErr w:type="spellEnd"/>
-      <w:r>
-        <w:rPr>
-          <w:sz w:val="28"/>
-          <w:szCs w:val="28"/>
-          <w:highlight w:val="yellow"/>
-          <w:lang w:val="ru-RU"/>
-        </w:rPr>
-        <w:t xml:space="preserve">, номер обслуги </w:t>
-      </w:r>
-      <w:proofErr w:type="spellStart"/>
-      <w:r>
-        <w:rPr>
-          <w:sz w:val="28"/>
-          <w:szCs w:val="28"/>
-          <w:highlight w:val="yellow"/>
-          <w:lang w:val="ru-RU"/>
-        </w:rPr>
-        <w:t>мінометного</w:t>
-      </w:r>
-      <w:proofErr w:type="spellEnd"/>
-      <w:r>
-        <w:rPr>
-          <w:sz w:val="28"/>
-          <w:szCs w:val="28"/>
-          <w:highlight w:val="yellow"/>
-          <w:lang w:val="ru-RU"/>
-        </w:rPr>
-        <w:t xml:space="preserve"> взводу </w:t>
-      </w:r>
-      <w:proofErr w:type="spellStart"/>
-      <w:r>
-        <w:rPr>
-          <w:sz w:val="28"/>
-          <w:szCs w:val="28"/>
-          <w:highlight w:val="yellow"/>
-          <w:lang w:val="ru-RU"/>
-        </w:rPr>
-        <w:t>роти</w:t>
-      </w:r>
-      <w:proofErr w:type="spellEnd"/>
-      <w:r>
-        <w:rPr>
-          <w:sz w:val="28"/>
-          <w:szCs w:val="28"/>
-          <w:highlight w:val="yellow"/>
-          <w:lang w:val="ru-RU"/>
-        </w:rPr>
-        <w:t xml:space="preserve"> </w:t>
-      </w:r>
-      <w:proofErr w:type="spellStart"/>
-      <w:r>
-        <w:rPr>
-          <w:sz w:val="28"/>
-          <w:szCs w:val="28"/>
-          <w:highlight w:val="yellow"/>
-          <w:lang w:val="ru-RU"/>
-        </w:rPr>
-        <w:t>вогневої</w:t>
-      </w:r>
-      <w:proofErr w:type="spellEnd"/>
-      <w:r>
-        <w:rPr>
-          <w:sz w:val="28"/>
-          <w:szCs w:val="28"/>
-          <w:highlight w:val="yellow"/>
-          <w:lang w:val="ru-RU"/>
-        </w:rPr>
-        <w:t xml:space="preserve"> </w:t>
-      </w:r>
-      <w:proofErr w:type="spellStart"/>
-      <w:r>
-        <w:rPr>
-          <w:sz w:val="28"/>
-          <w:szCs w:val="28"/>
-          <w:highlight w:val="yellow"/>
-          <w:lang w:val="ru-RU"/>
-        </w:rPr>
-        <w:t>підтримки</w:t>
-      </w:r>
-      <w:proofErr w:type="spellEnd"/>
-      <w:r>
-        <w:rPr>
-          <w:sz w:val="28"/>
-          <w:szCs w:val="28"/>
-          <w:highlight w:val="yellow"/>
-          <w:lang w:val="ru-RU"/>
-        </w:rPr>
-        <w:t xml:space="preserve"> </w:t>
-      </w:r>
-      <w:proofErr w:type="spellStart"/>
-      <w:r>
-        <w:rPr>
-          <w:sz w:val="28"/>
-          <w:szCs w:val="28"/>
-          <w:highlight w:val="yellow"/>
-          <w:lang w:val="ru-RU"/>
-        </w:rPr>
-        <w:t>військової</w:t>
-      </w:r>
-      <w:proofErr w:type="spellEnd"/>
-      <w:r>
-        <w:rPr>
-          <w:sz w:val="28"/>
-          <w:szCs w:val="28"/>
-          <w:highlight w:val="yellow"/>
-          <w:lang w:val="ru-RU"/>
-        </w:rPr>
-        <w:t xml:space="preserve"> </w:t>
-      </w:r>
-      <w:proofErr w:type="spellStart"/>
-      <w:r>
-        <w:rPr>
-          <w:sz w:val="28"/>
-          <w:szCs w:val="28"/>
-          <w:highlight w:val="yellow"/>
-          <w:lang w:val="ru-RU"/>
-        </w:rPr>
-        <w:t>частини</w:t>
-      </w:r>
-      <w:proofErr w:type="spellEnd"/>
-      <w:r>
-        <w:rPr>
-          <w:sz w:val="28"/>
-          <w:szCs w:val="28"/>
-          <w:highlight w:val="yellow"/>
-          <w:lang w:val="ru-RU"/>
-        </w:rPr>
-        <w:t xml:space="preserve"> А4682.</w:t>
-      </w:r>
-      <w:r>
-        <w:rPr>
-          <w:sz w:val="28"/>
-          <w:szCs w:val="28"/>
-          <w:lang w:val="ru-RU"/>
-        </w:rPr>
-        <w:t xml:space="preserve"> </w:t>
-      </w:r>
-    </w:p>
-    <w:p>
-      <w:pPr>
-        <w:spacing w:line="252" w:lineRule="auto"/>
-        <w:ind w:firstLine="709"/>
-        <w:jc w:val="both"/>
-        <w:rPr>
-          <w:sz w:val="28"/>
-          <w:szCs w:val="28"/>
-          <w:lang w:val="ru-RU"/>
-        </w:rPr>
-      </w:pPr>
-      <w:r>
-        <w:rPr>
-          <w:sz w:val="28"/>
-          <w:szCs w:val="28"/>
-        </w:rPr>
-        <w:t xml:space="preserve">Встановлено, що втрата військового майна відбулась не внаслідок протиправних дій або бездіяльності, порушення вимог нормативних документів з боку особового складу та командування військової частин </w:t>
-      </w:r>
-      <w:r>
-        <w:rPr>
-          <w:sz w:val="28"/>
-          <w:szCs w:val="28"/>
-          <w:lang w:val="ru-RU"/>
-        </w:rPr>
-        <w:fldChar w:fldCharType="begin"/>
-      </w:r>
-      <w:r>
-        <w:rPr>
-          <w:sz w:val="28"/>
-          <w:szCs w:val="28"/>
-          <w:lang w:val="ru-RU"/>
-        </w:rPr>
-        <w:instrText xml:space="preserve"> MERGEFIELD  MIL_UNIT  \* MERGEFORMAT </w:instrText>
-      </w:r>
-      <w:r>
-        <w:rPr>
-          <w:sz w:val="28"/>
-          <w:szCs w:val="28"/>
-          <w:lang w:val="ru-RU"/>
-        </w:rPr>
-        <w:fldChar w:fldCharType="separate"/>
-      </w:r>
-      <w:r>
-        <w:rPr>
-          <w:sz w:val="28"/>
-          <w:szCs w:val="28"/>
-          <w:lang w:val="ru-RU"/>
-        </w:rPr>
-        <w:t>«MIL_UNIT»</w:t>
-      </w:r>
-      <w:r>
-        <w:rPr>
-          <w:sz w:val="28"/>
-          <w:szCs w:val="28"/>
-        </w:rPr>
-        <w:fldChar w:fldCharType="end"/>
-      </w:r>
-      <w:r>
-        <w:rPr>
-          <w:sz w:val="28"/>
-          <w:szCs w:val="28"/>
-          <w:lang w:val="en-US"/>
-        </w:rPr>
-        <w:t xml:space="preserve"> </w:t>
-      </w:r>
-      <w:r>
-        <w:rPr>
-          <w:sz w:val="28"/>
-          <w:szCs w:val="28"/>
-        </w:rPr>
-        <w:t xml:space="preserve">або інших посадових осіб військової частини </w:t>
-      </w:r>
-      <w:r>
-        <w:rPr>
-          <w:sz w:val="28"/>
-          <w:szCs w:val="28"/>
-          <w:lang w:val="ru-RU"/>
-        </w:rPr>
-        <w:fldChar w:fldCharType="begin"/>
-      </w:r>
-      <w:r>
-        <w:rPr>
-          <w:sz w:val="28"/>
-          <w:szCs w:val="28"/>
-          <w:lang w:val="ru-RU"/>
-        </w:rPr>
-        <w:instrText xml:space="preserve"> MERGEFIELD  MIL_UNIT  \* MERGEFORMAT </w:instrText>
-      </w:r>
-      <w:r>
-        <w:rPr>
-          <w:sz w:val="28"/>
-          <w:szCs w:val="28"/>
-          <w:lang w:val="ru-RU"/>
-        </w:rPr>
-        <w:fldChar w:fldCharType="separate"/>
-      </w:r>
-      <w:r>
-        <w:rPr>
-          <w:sz w:val="28"/>
-          <w:szCs w:val="28"/>
-          <w:lang w:val="ru-RU"/>
-        </w:rPr>
-        <w:t>«MIL_UNIT»</w:t>
-      </w:r>
-      <w:r>
-        <w:rPr>
-          <w:sz w:val="28"/>
-          <w:szCs w:val="28"/>
-        </w:rPr>
-        <w:fldChar w:fldCharType="end"/>
-      </w:r>
-      <w:r>
-        <w:rPr>
-          <w:sz w:val="28"/>
-          <w:szCs w:val="28"/>
-        </w:rPr>
-        <w:t>.</w:t>
-      </w:r>
-      <w:r>
-        <w:rPr>
-          <w:sz w:val="28"/>
-          <w:szCs w:val="28"/>
-        </w:rPr>
-        <w:t xml:space="preserve"> </w:t>
-      </w:r>
-    </w:p>
-    <w:p>
-      <w:pPr>
-        <w:spacing w:line="252" w:lineRule="auto"/>
-        <w:ind w:firstLine="720"/>
-        <w:jc w:val="both"/>
-        <w:rPr>
-          <w:sz w:val="28"/>
-          <w:szCs w:val="28"/>
         </w:rPr>
       </w:pPr>
       <w:r>
@@ -3279,7 +2762,7 @@
         </w:rPr>
         <w:t xml:space="preserve">Відповідно до вимог Порядку списання військового майна у Збройних Силах України та Державній спеціальній службі транспорту, затвердженого наказом Міністерства оборони України від 29 березня 2021 № 81 (зі змінами), </w:t>
       </w:r>
-      <w:bookmarkEnd w:id="9"/>
+      <w:bookmarkEnd w:id="8"/>
       <w:r>
         <w:rPr>
           <w:sz w:val="28"/>
@@ -3287,15 +2770,15 @@
         </w:rPr>
         <w:t xml:space="preserve"> Закону України "Про матеріальну відповідальність військовослужбовців та прирівняних до них осіб за шкоду, завдану державі" від 03 жовтня 2019 року №160-ІХ, </w:t>
       </w:r>
+      <w:bookmarkEnd w:id="3"/>
+      <w:r>
+        <w:rPr>
+          <w:sz w:val="28"/>
+          <w:szCs w:val="28"/>
+        </w:rPr>
+        <w:t>та на підставі</w:t>
+      </w:r>
       <w:bookmarkEnd w:id="4"/>
-      <w:r>
-        <w:rPr>
-          <w:sz w:val="28"/>
-          <w:szCs w:val="28"/>
-        </w:rPr>
-        <w:t>та на підставі</w:t>
-      </w:r>
-      <w:bookmarkEnd w:id="5"/>
       <w:r>
         <w:rPr>
           <w:sz w:val="28"/>
@@ -3698,10 +3181,10 @@
           <w:szCs w:val="28"/>
         </w:rPr>
       </w:pPr>
-      <w:bookmarkStart w:id="10" w:name="_Hlk206511973"/>
-      <w:bookmarkStart w:id="11" w:name="_Hlk208998173"/>
-      <w:bookmarkStart w:id="12" w:name="_Hlk205024337"/>
-      <w:bookmarkStart w:id="13" w:name="_Hlk205024508"/>
+      <w:bookmarkStart w:id="9" w:name="_Hlk206511973"/>
+      <w:bookmarkStart w:id="10" w:name="_Hlk208998173"/>
+      <w:bookmarkStart w:id="11" w:name="_Hlk205024337"/>
+      <w:bookmarkStart w:id="12" w:name="_Hlk205024508"/>
     </w:p>
     <w:p>
       <w:pPr>
@@ -3715,10 +3198,10 @@
       </w:pPr>
     </w:p>
     <w:bookmarkEnd w:id="2"/>
+    <w:bookmarkEnd w:id="9"/>
     <w:bookmarkEnd w:id="10"/>
     <w:bookmarkEnd w:id="11"/>
     <w:bookmarkEnd w:id="12"/>
-    <w:bookmarkEnd w:id="13"/>
     <w:p>
       <w:pPr>
         <w:pStyle w:val="a7"/>
@@ -3991,202 +3474,58 @@
     </w:p>
     <w:p>
       <w:pPr>
-        <w:ind w:firstLine="720"/>
-        <w:jc w:val="both"/>
-        <w:rPr>
-          <w:sz w:val="28"/>
-          <w:szCs w:val="28"/>
-        </w:rPr>
-      </w:pPr>
-      <w:r>
-        <w:rPr>
-          <w:sz w:val="28"/>
-          <w:szCs w:val="28"/>
-        </w:rPr>
-        <w:t xml:space="preserve">За номенклатурою </w:t>
-      </w:r>
-      <w:r>
-        <w:rPr>
-          <w:sz w:val="28"/>
-          <w:szCs w:val="28"/>
-          <w:highlight w:val="yellow"/>
-        </w:rPr>
-        <w:t>служби засобів ураження</w:t>
-      </w:r>
-      <w:r>
-        <w:rPr>
-          <w:sz w:val="28"/>
-          <w:szCs w:val="28"/>
-        </w:rPr>
-        <w:t>:</w:t>
-      </w:r>
-    </w:p>
-    <w:p>
-      <w:pPr>
-        <w:pStyle w:val="a7"/>
-        <w:numPr>
-          <w:ilvl w:val="0"/>
-          <w:numId w:val="3"/>
-        </w:numPr>
-        <w:spacing w:after="0" w:line="240" w:lineRule="auto"/>
-        <w:ind w:left="0" w:firstLine="720"/>
-        <w:jc w:val="both"/>
-        <w:rPr>
-          <w:rFonts w:ascii="Times New Roman" w:hAnsi="Times New Roman"/>
-          <w:sz w:val="28"/>
-          <w:szCs w:val="28"/>
-          <w:lang w:val="uk-UA"/>
-        </w:rPr>
-      </w:pPr>
-      <w:r>
-        <w:rPr>
-          <w:rFonts w:ascii="Times New Roman" w:hAnsi="Times New Roman"/>
-          <w:sz w:val="28"/>
-          <w:szCs w:val="28"/>
-          <w:lang w:val="uk-UA"/>
-        </w:rPr>
-        <w:t xml:space="preserve">120 мм ОФ мінометний постріл </w:t>
-      </w:r>
-      <w:proofErr w:type="spellStart"/>
-      <w:r>
-        <w:rPr>
-          <w:rFonts w:ascii="Times New Roman" w:hAnsi="Times New Roman"/>
-          <w:sz w:val="28"/>
-          <w:szCs w:val="28"/>
-          <w:lang w:val="uk-UA"/>
-        </w:rPr>
-        <w:t>Mortar</w:t>
-      </w:r>
-      <w:proofErr w:type="spellEnd"/>
-      <w:r>
-        <w:rPr>
-          <w:rFonts w:ascii="Times New Roman" w:hAnsi="Times New Roman"/>
-          <w:sz w:val="28"/>
-          <w:szCs w:val="28"/>
-          <w:lang w:val="uk-UA"/>
-        </w:rPr>
-        <w:t xml:space="preserve"> </w:t>
-      </w:r>
-      <w:proofErr w:type="spellStart"/>
-      <w:r>
-        <w:rPr>
-          <w:rFonts w:ascii="Times New Roman" w:hAnsi="Times New Roman"/>
-          <w:sz w:val="28"/>
-          <w:szCs w:val="28"/>
-          <w:lang w:val="uk-UA"/>
-        </w:rPr>
-        <w:t>he</w:t>
-      </w:r>
-      <w:proofErr w:type="spellEnd"/>
-      <w:r>
-        <w:rPr>
-          <w:rFonts w:ascii="Times New Roman" w:hAnsi="Times New Roman"/>
-          <w:sz w:val="28"/>
-          <w:szCs w:val="28"/>
-          <w:lang w:val="uk-UA"/>
-        </w:rPr>
-        <w:t xml:space="preserve"> </w:t>
-      </w:r>
-      <w:proofErr w:type="spellStart"/>
-      <w:r>
-        <w:rPr>
-          <w:rFonts w:ascii="Times New Roman" w:hAnsi="Times New Roman"/>
-          <w:sz w:val="28"/>
-          <w:szCs w:val="28"/>
-          <w:lang w:val="uk-UA"/>
-        </w:rPr>
-        <w:t>Bomb</w:t>
-      </w:r>
-      <w:proofErr w:type="spellEnd"/>
-      <w:r>
-        <w:rPr>
-          <w:rFonts w:ascii="Times New Roman" w:hAnsi="Times New Roman"/>
-          <w:sz w:val="28"/>
-          <w:szCs w:val="28"/>
-          <w:lang w:val="uk-UA"/>
-        </w:rPr>
-        <w:t>(МТД)</w:t>
-      </w:r>
-      <w:r>
-        <w:rPr>
-          <w:rFonts w:ascii="Times New Roman" w:hAnsi="Times New Roman"/>
-          <w:sz w:val="28"/>
-          <w:szCs w:val="28"/>
-        </w:rPr>
-        <w:t xml:space="preserve">, - </w:t>
-      </w:r>
-      <w:r>
-        <w:rPr>
-          <w:rFonts w:ascii="Times New Roman" w:hAnsi="Times New Roman"/>
-          <w:sz w:val="28"/>
-          <w:szCs w:val="28"/>
-          <w:lang w:val="en-US"/>
-        </w:rPr>
-        <w:t>25</w:t>
-      </w:r>
-      <w:proofErr w:type="spellStart"/>
-      <w:r>
-        <w:rPr>
-          <w:rFonts w:ascii="Times New Roman" w:hAnsi="Times New Roman"/>
-          <w:sz w:val="28"/>
-          <w:szCs w:val="28"/>
-          <w:lang w:val="uk-UA"/>
-        </w:rPr>
-        <w:t>шт</w:t>
-      </w:r>
-      <w:proofErr w:type="spellEnd"/>
-      <w:r>
-        <w:rPr>
-          <w:rFonts w:ascii="Times New Roman" w:hAnsi="Times New Roman"/>
-          <w:sz w:val="28"/>
-          <w:szCs w:val="28"/>
-        </w:rPr>
-        <w:t xml:space="preserve">., </w:t>
-      </w:r>
-      <w:proofErr w:type="spellStart"/>
-      <w:r>
-        <w:rPr>
-          <w:rFonts w:ascii="Times New Roman" w:hAnsi="Times New Roman"/>
-          <w:sz w:val="28"/>
-          <w:szCs w:val="28"/>
-        </w:rPr>
-        <w:t>залишковою</w:t>
-      </w:r>
-      <w:proofErr w:type="spellEnd"/>
-      <w:r>
-        <w:rPr>
-          <w:rFonts w:ascii="Times New Roman" w:hAnsi="Times New Roman"/>
-          <w:sz w:val="28"/>
-          <w:szCs w:val="28"/>
-        </w:rPr>
-        <w:t xml:space="preserve"> </w:t>
-      </w:r>
-      <w:proofErr w:type="spellStart"/>
-      <w:r>
-        <w:rPr>
-          <w:rFonts w:ascii="Times New Roman" w:hAnsi="Times New Roman"/>
-          <w:sz w:val="28"/>
-          <w:szCs w:val="28"/>
-        </w:rPr>
-        <w:t>вартістю</w:t>
-      </w:r>
-      <w:proofErr w:type="spellEnd"/>
-      <w:r>
-        <w:rPr>
-          <w:rFonts w:ascii="Times New Roman" w:hAnsi="Times New Roman"/>
-          <w:sz w:val="28"/>
-          <w:szCs w:val="28"/>
-        </w:rPr>
-        <w:t xml:space="preserve"> 171 306,50 грн.;</w:t>
-      </w:r>
-    </w:p>
-    <w:p>
-      <w:pPr>
         <w:ind w:firstLine="709"/>
         <w:jc w:val="both"/>
         <w:rPr>
           <w:sz w:val="28"/>
           <w:szCs w:val="28"/>
+          <w:lang w:val="en-US" w:eastAsia="uk-UA"/>
+        </w:rPr>
+      </w:pPr>
+      <w:r>
+        <w:rPr>
+          <w:sz w:val="28"/>
+          <w:szCs w:val="28"/>
+        </w:rPr>
+        <w:fldChar w:fldCharType="begin"/>
+      </w:r>
+      <w:r>
+        <w:rPr>
+          <w:sz w:val="28"/>
+          <w:szCs w:val="28"/>
+        </w:rPr>
+        <w:instrText xml:space="preserve"> MERGEFIELD  SERVICES_BLOCK  \* MERGEFORMAT </w:instrText>
+      </w:r>
+      <w:r>
+        <w:rPr>
+          <w:sz w:val="28"/>
+          <w:szCs w:val="28"/>
+        </w:rPr>
+        <w:fldChar w:fldCharType="separate"/>
+      </w:r>
+      <w:r>
+        <w:rPr>
+          <w:noProof/>
+          <w:sz w:val="28"/>
+          <w:szCs w:val="28"/>
+        </w:rPr>
+        <w:t>«SERVICES_BLOCK»</w:t>
+      </w:r>
+      <w:r>
+        <w:rPr>
+          <w:sz w:val="28"/>
+          <w:szCs w:val="28"/>
+        </w:rPr>
+        <w:fldChar w:fldCharType="end"/>
+      </w:r>
+    </w:p>
+    <w:p>
+      <w:pPr>
+        <w:ind w:firstLine="709"/>
+        <w:jc w:val="both"/>
+        <w:rPr>
+          <w:sz w:val="28"/>
+          <w:szCs w:val="28"/>
           <w:lang w:eastAsia="uk-UA"/>
         </w:rPr>
       </w:pPr>
@@ -4196,283 +3535,10 @@
           <w:szCs w:val="28"/>
           <w:lang w:eastAsia="uk-UA"/>
         </w:rPr>
-        <w:t xml:space="preserve">За номенклатурою </w:t>
-      </w:r>
-      <w:r>
-        <w:rPr>
-          <w:sz w:val="28"/>
-          <w:szCs w:val="28"/>
-          <w:highlight w:val="yellow"/>
-          <w:lang w:eastAsia="uk-UA"/>
-        </w:rPr>
-        <w:t>речової служби</w:t>
-      </w:r>
-      <w:r>
-        <w:rPr>
-          <w:sz w:val="28"/>
-          <w:szCs w:val="28"/>
-          <w:lang w:eastAsia="uk-UA"/>
-        </w:rPr>
-        <w:t>:</w:t>
-      </w:r>
-    </w:p>
-    <w:p>
-      <w:pPr>
-        <w:pStyle w:val="a7"/>
-        <w:numPr>
-          <w:ilvl w:val="0"/>
-          <w:numId w:val="3"/>
-        </w:numPr>
-        <w:spacing w:after="0" w:line="240" w:lineRule="auto"/>
-        <w:ind w:left="0" w:firstLine="709"/>
-        <w:jc w:val="both"/>
-        <w:rPr>
-          <w:rFonts w:ascii="Times New Roman" w:hAnsi="Times New Roman"/>
-          <w:sz w:val="28"/>
-          <w:szCs w:val="28"/>
-          <w:lang w:eastAsia="uk-UA"/>
-        </w:rPr>
-      </w:pPr>
-      <w:r>
-        <w:rPr>
-          <w:rFonts w:ascii="Times New Roman" w:hAnsi="Times New Roman"/>
-          <w:sz w:val="28"/>
-          <w:szCs w:val="28"/>
-          <w:lang w:eastAsia="uk-UA"/>
-        </w:rPr>
-        <w:lastRenderedPageBreak/>
-        <w:t xml:space="preserve">Сумка </w:t>
-      </w:r>
-      <w:proofErr w:type="spellStart"/>
-      <w:r>
-        <w:rPr>
-          <w:rFonts w:ascii="Times New Roman" w:hAnsi="Times New Roman"/>
-          <w:sz w:val="28"/>
-          <w:szCs w:val="28"/>
-          <w:lang w:eastAsia="uk-UA"/>
-        </w:rPr>
-        <w:t>транспортна</w:t>
-      </w:r>
-      <w:proofErr w:type="spellEnd"/>
-      <w:r>
-        <w:rPr>
-          <w:rFonts w:ascii="Times New Roman" w:hAnsi="Times New Roman"/>
-          <w:sz w:val="28"/>
-          <w:szCs w:val="28"/>
-          <w:lang w:eastAsia="uk-UA"/>
-        </w:rPr>
-        <w:t xml:space="preserve"> </w:t>
-      </w:r>
-      <w:proofErr w:type="spellStart"/>
-      <w:r>
-        <w:rPr>
-          <w:rFonts w:ascii="Times New Roman" w:hAnsi="Times New Roman"/>
-          <w:sz w:val="28"/>
-          <w:szCs w:val="28"/>
-          <w:lang w:eastAsia="uk-UA"/>
-        </w:rPr>
-        <w:t>індивідуальна</w:t>
-      </w:r>
-      <w:proofErr w:type="spellEnd"/>
-      <w:r>
-        <w:rPr>
-          <w:rFonts w:ascii="Times New Roman" w:hAnsi="Times New Roman"/>
-          <w:sz w:val="28"/>
-          <w:szCs w:val="28"/>
-          <w:lang w:val="uk-UA" w:eastAsia="uk-UA"/>
-        </w:rPr>
-        <w:t xml:space="preserve"> – 1 шт., залишковою вартістю 1611,58грн.;</w:t>
-      </w:r>
-    </w:p>
-    <w:p>
-      <w:pPr>
-        <w:pStyle w:val="a7"/>
-        <w:numPr>
-          <w:ilvl w:val="0"/>
-          <w:numId w:val="3"/>
-        </w:numPr>
-        <w:spacing w:after="0" w:line="240" w:lineRule="auto"/>
-        <w:ind w:left="0" w:firstLine="709"/>
-        <w:jc w:val="both"/>
-        <w:rPr>
-          <w:rFonts w:ascii="Times New Roman" w:hAnsi="Times New Roman"/>
-          <w:sz w:val="28"/>
-          <w:szCs w:val="28"/>
-          <w:lang w:eastAsia="uk-UA"/>
-        </w:rPr>
-      </w:pPr>
-      <w:r>
-        <w:rPr>
-          <w:rFonts w:ascii="Times New Roman" w:hAnsi="Times New Roman"/>
-          <w:sz w:val="28"/>
-          <w:szCs w:val="28"/>
-          <w:lang w:eastAsia="uk-UA"/>
-        </w:rPr>
-        <w:t xml:space="preserve">Рюкзак </w:t>
-      </w:r>
-      <w:proofErr w:type="spellStart"/>
-      <w:r>
-        <w:rPr>
-          <w:rFonts w:ascii="Times New Roman" w:hAnsi="Times New Roman"/>
-          <w:sz w:val="28"/>
-          <w:szCs w:val="28"/>
-          <w:lang w:eastAsia="uk-UA"/>
-        </w:rPr>
-        <w:t>бойовий</w:t>
-      </w:r>
-      <w:proofErr w:type="spellEnd"/>
-      <w:r>
-        <w:rPr>
-          <w:rFonts w:ascii="Times New Roman" w:hAnsi="Times New Roman"/>
-          <w:sz w:val="28"/>
-          <w:szCs w:val="28"/>
-          <w:lang w:eastAsia="uk-UA"/>
-        </w:rPr>
-        <w:t xml:space="preserve"> </w:t>
-      </w:r>
-      <w:proofErr w:type="spellStart"/>
-      <w:r>
-        <w:rPr>
-          <w:rFonts w:ascii="Times New Roman" w:hAnsi="Times New Roman"/>
-          <w:sz w:val="28"/>
-          <w:szCs w:val="28"/>
-          <w:lang w:eastAsia="uk-UA"/>
-        </w:rPr>
-        <w:t>індивідуальний</w:t>
-      </w:r>
-      <w:proofErr w:type="spellEnd"/>
-      <w:r>
-        <w:rPr>
-          <w:rFonts w:ascii="Times New Roman" w:hAnsi="Times New Roman"/>
-          <w:sz w:val="28"/>
-          <w:szCs w:val="28"/>
-          <w:lang w:val="uk-UA" w:eastAsia="uk-UA"/>
-        </w:rPr>
-        <w:t xml:space="preserve"> – 1 шт., залишковою вартістю 2241,96 грн.;</w:t>
-      </w:r>
-    </w:p>
-    <w:p>
-      <w:pPr>
-        <w:pStyle w:val="a7"/>
-        <w:numPr>
-          <w:ilvl w:val="0"/>
-          <w:numId w:val="3"/>
-        </w:numPr>
-        <w:spacing w:after="0" w:line="240" w:lineRule="auto"/>
-        <w:ind w:left="0" w:firstLine="709"/>
-        <w:jc w:val="both"/>
-        <w:rPr>
-          <w:rFonts w:ascii="Times New Roman" w:hAnsi="Times New Roman"/>
-          <w:sz w:val="28"/>
-          <w:szCs w:val="28"/>
-          <w:lang w:eastAsia="uk-UA"/>
-        </w:rPr>
-      </w:pPr>
-      <w:r>
-        <w:rPr>
-          <w:rFonts w:ascii="Times New Roman" w:hAnsi="Times New Roman"/>
-          <w:sz w:val="28"/>
-          <w:szCs w:val="28"/>
-          <w:lang w:eastAsia="uk-UA"/>
-        </w:rPr>
-        <w:t xml:space="preserve">Рюкзак </w:t>
-      </w:r>
-      <w:proofErr w:type="spellStart"/>
-      <w:r>
-        <w:rPr>
-          <w:rFonts w:ascii="Times New Roman" w:hAnsi="Times New Roman"/>
-          <w:sz w:val="28"/>
-          <w:szCs w:val="28"/>
-          <w:lang w:eastAsia="uk-UA"/>
-        </w:rPr>
-        <w:t>бойовий</w:t>
-      </w:r>
-      <w:proofErr w:type="spellEnd"/>
-      <w:r>
-        <w:rPr>
-          <w:rFonts w:ascii="Times New Roman" w:hAnsi="Times New Roman"/>
-          <w:sz w:val="28"/>
-          <w:szCs w:val="28"/>
-          <w:lang w:eastAsia="uk-UA"/>
-        </w:rPr>
-        <w:t xml:space="preserve"> </w:t>
-      </w:r>
-      <w:proofErr w:type="spellStart"/>
-      <w:r>
-        <w:rPr>
-          <w:rFonts w:ascii="Times New Roman" w:hAnsi="Times New Roman"/>
-          <w:sz w:val="28"/>
-          <w:szCs w:val="28"/>
-          <w:lang w:eastAsia="uk-UA"/>
-        </w:rPr>
-        <w:t>індивідуальний</w:t>
-      </w:r>
-      <w:proofErr w:type="spellEnd"/>
-      <w:r>
-        <w:rPr>
-          <w:rFonts w:ascii="Times New Roman" w:hAnsi="Times New Roman"/>
-          <w:sz w:val="28"/>
-          <w:szCs w:val="28"/>
-          <w:lang w:val="uk-UA" w:eastAsia="uk-UA"/>
-        </w:rPr>
-        <w:t xml:space="preserve"> – 1 шт., залишковою вартістю 2242,61грн.;</w:t>
-      </w:r>
-    </w:p>
-    <w:p>
-      <w:pPr>
-        <w:ind w:firstLine="709"/>
-        <w:jc w:val="both"/>
-        <w:rPr>
-          <w:sz w:val="28"/>
-          <w:szCs w:val="28"/>
-          <w:lang w:eastAsia="uk-UA"/>
-        </w:rPr>
-      </w:pPr>
-      <w:r>
-        <w:rPr>
-          <w:sz w:val="28"/>
-          <w:szCs w:val="28"/>
-          <w:lang w:eastAsia="uk-UA"/>
-        </w:rPr>
-        <w:t>Загальна залишкова вартіст</w:t>
-      </w:r>
-      <w:r>
-        <w:rPr>
-          <w:sz w:val="28"/>
-          <w:szCs w:val="28"/>
-          <w:lang w:eastAsia="uk-UA"/>
-        </w:rPr>
-        <w:t>ь</w:t>
-      </w:r>
-      <w:r>
-        <w:rPr>
-          <w:sz w:val="28"/>
-          <w:szCs w:val="28"/>
-          <w:lang w:eastAsia="uk-UA"/>
-        </w:rPr>
-        <w:t xml:space="preserve"> майна речової служби - 6096,15 грн.</w:t>
-      </w:r>
-    </w:p>
-    <w:p>
-      <w:pPr>
-        <w:ind w:firstLine="709"/>
-        <w:jc w:val="both"/>
-        <w:rPr>
-          <w:sz w:val="28"/>
-          <w:szCs w:val="28"/>
-          <w:lang w:eastAsia="uk-UA"/>
-        </w:rPr>
-      </w:pPr>
-      <w:r>
-        <w:rPr>
-          <w:sz w:val="28"/>
-          <w:szCs w:val="28"/>
-          <w:lang w:eastAsia="uk-UA"/>
-        </w:rPr>
         <w:t xml:space="preserve">Всього майна втрачено залишковою вартістю </w:t>
       </w:r>
-      <w:bookmarkStart w:id="14" w:name="_Hlk226368581"/>
-      <w:bookmarkStart w:id="15" w:name="_Hlk230984882"/>
+      <w:bookmarkStart w:id="13" w:name="_Hlk226368581"/>
+      <w:bookmarkStart w:id="14" w:name="_Hlk230984882"/>
       <w:r>
         <w:rPr>
           <w:color w:val="000000" w:themeColor="text1"/>
@@ -4519,17 +3585,17 @@
         </w:rPr>
         <w:fldChar w:fldCharType="end"/>
       </w:r>
+      <w:bookmarkEnd w:id="13"/>
+      <w:r>
+        <w:rPr>
+          <w:color w:val="000000" w:themeColor="text1"/>
+          <w:sz w:val="28"/>
+          <w:szCs w:val="28"/>
+          <w:lang w:val="ru-RU"/>
+        </w:rPr>
+        <w:t xml:space="preserve"> грн</w:t>
+      </w:r>
       <w:bookmarkEnd w:id="14"/>
-      <w:r>
-        <w:rPr>
-          <w:color w:val="000000" w:themeColor="text1"/>
-          <w:sz w:val="28"/>
-          <w:szCs w:val="28"/>
-          <w:lang w:val="ru-RU"/>
-        </w:rPr>
-        <w:t xml:space="preserve"> грн</w:t>
-      </w:r>
-      <w:bookmarkEnd w:id="15"/>
       <w:r>
         <w:rPr>
           <w:sz w:val="28"/>
@@ -5067,6 +4133,7 @@
           <w:sz w:val="28"/>
           <w:szCs w:val="28"/>
         </w:rPr>
+        <w:lastRenderedPageBreak/>
         <w:t>4</w:t>
       </w:r>
       <w:r>
@@ -5136,25 +4203,7 @@
           <w:sz w:val="28"/>
           <w:szCs w:val="28"/>
         </w:rPr>
-        <w:t xml:space="preserve">та начальнику фінансово-економічної служби – головному бухгалтеру після надходження затвердженого єдиного акту списання військового майна, забезпечити списання з книги обліку втрат військового майна - кількості військового майна, </w:t>
-      </w:r>
-      <w:proofErr w:type="gramStart"/>
-      <w:r>
-        <w:rPr>
-          <w:color w:val="000000" w:themeColor="text1"/>
-          <w:sz w:val="28"/>
-          <w:szCs w:val="28"/>
-        </w:rPr>
-        <w:t>на яку</w:t>
-      </w:r>
-      <w:proofErr w:type="gramEnd"/>
-      <w:r>
-        <w:rPr>
-          <w:color w:val="000000" w:themeColor="text1"/>
-          <w:sz w:val="28"/>
-          <w:szCs w:val="28"/>
-        </w:rPr>
-        <w:t xml:space="preserve"> затверджено єдиний акт списання, з книги обліку нестач - суми втрат, віднесених на рахунок держави.</w:t>
+        <w:t>та начальнику фінансово-економічної служби – головному бухгалтеру після надходження затвердженого єдиного акту списання військового майна, забезпечити списання з книги обліку втрат військового майна - кількості військового майна, на яку затверджено єдиний акт списання, з книги обліку нестач - суми втрат, віднесених на рахунок держави.</w:t>
       </w:r>
       <w:r>
         <w:rPr>
@@ -5413,7 +4462,7 @@
         </w:rPr>
         <w:t>.</w:t>
       </w:r>
-      <w:bookmarkEnd w:id="6"/>
+      <w:bookmarkEnd w:id="5"/>
     </w:p>
     <w:p>
       <w:pPr>
@@ -6839,7 +5888,7 @@
         <w:fldChar w:fldCharType="end"/>
       </w:r>
     </w:p>
-    <w:bookmarkStart w:id="16" w:name="_Hlk230984353"/>
+    <w:bookmarkStart w:id="15" w:name="_Hlk230984353"/>
     <w:p>
       <w:pPr>
         <w:tabs>
@@ -6888,7 +5937,7 @@
         </w:rPr>
         <w:fldChar w:fldCharType="end"/>
       </w:r>
-      <w:bookmarkEnd w:id="16"/>
+      <w:bookmarkEnd w:id="15"/>
       <w:r>
         <w:rPr>
           <w:sz w:val="26"/>

--- a/Mil.Paperwork.Domain/Templates/WriteOffOrderTemplate.docx
+++ b/Mil.Paperwork.Domain/Templates/WriteOffOrderTemplate.docx
@@ -529,10 +529,10 @@
           <w:lang w:val="en-US"/>
         </w:rPr>
       </w:pPr>
-      <w:bookmarkStart w:id="3" w:name="_Hlk205021906"/>
-      <w:bookmarkStart w:id="4" w:name="_Hlk206511887"/>
-      <w:bookmarkStart w:id="5" w:name="_Hlk210635222"/>
-      <w:bookmarkStart w:id="6" w:name="_Hlk211254229"/>
+      <w:bookmarkStart w:id="3" w:name="_Hlk211254229"/>
+      <w:bookmarkStart w:id="4" w:name="_Hlk205021906"/>
+      <w:bookmarkStart w:id="5" w:name="_Hlk206511887"/>
+      <w:bookmarkStart w:id="6" w:name="_Hlk210635222"/>
       <w:r>
         <w:rPr>
           <w:sz w:val="28"/>
@@ -1324,7 +1324,7 @@
         </w:rPr>
       </w:pPr>
     </w:p>
-    <w:bookmarkEnd w:id="6"/>
+    <w:bookmarkEnd w:id="3"/>
     <w:p>
       <w:pPr>
         <w:pStyle w:val="a7"/>
@@ -1891,218 +1891,61 @@
         <w:rPr>
           <w:sz w:val="28"/>
           <w:szCs w:val="28"/>
-          <w:highlight w:val="yellow"/>
-          <w:lang w:val="ru-RU"/>
-        </w:rPr>
-      </w:pPr>
-      <w:r>
-        <w:rPr>
-          <w:sz w:val="28"/>
-          <w:szCs w:val="28"/>
-          <w:highlight w:val="yellow"/>
-          <w:lang w:val="ru-RU"/>
-        </w:rPr>
-        <w:t xml:space="preserve">- </w:t>
-      </w:r>
-      <w:proofErr w:type="spellStart"/>
-      <w:r>
-        <w:rPr>
-          <w:sz w:val="28"/>
-          <w:szCs w:val="28"/>
-          <w:highlight w:val="yellow"/>
-          <w:lang w:val="ru-RU"/>
-        </w:rPr>
-        <w:t>молодший</w:t>
-      </w:r>
-      <w:proofErr w:type="spellEnd"/>
-      <w:r>
-        <w:rPr>
-          <w:sz w:val="28"/>
-          <w:szCs w:val="28"/>
-          <w:highlight w:val="yellow"/>
-          <w:lang w:val="ru-RU"/>
-        </w:rPr>
-        <w:t xml:space="preserve"> сержант УДАЛОВ </w:t>
-      </w:r>
-      <w:proofErr w:type="spellStart"/>
-      <w:r>
-        <w:rPr>
-          <w:sz w:val="28"/>
-          <w:szCs w:val="28"/>
-          <w:highlight w:val="yellow"/>
-          <w:lang w:val="ru-RU"/>
-        </w:rPr>
-        <w:t>Володимир</w:t>
-      </w:r>
-      <w:proofErr w:type="spellEnd"/>
-      <w:r>
-        <w:rPr>
-          <w:sz w:val="28"/>
-          <w:szCs w:val="28"/>
-          <w:highlight w:val="yellow"/>
+        </w:rPr>
+      </w:pPr>
+      <w:r>
+        <w:rPr>
+          <w:color w:val="000000"/>
+          <w:sz w:val="28"/>
+          <w:szCs w:val="28"/>
+          <w:lang w:val="ru-RU" w:eastAsia="en-US"/>
+        </w:rPr>
+        <w:fldChar w:fldCharType="begin"/>
+      </w:r>
+      <w:r>
+        <w:rPr>
+          <w:color w:val="000000"/>
+          <w:sz w:val="28"/>
+          <w:szCs w:val="28"/>
+          <w:lang w:val="ru-RU" w:eastAsia="en-US"/>
+        </w:rPr>
+        <w:instrText xml:space="preserve"> MERGEFIELD  EVENT_WITNESSES  \* MERGEFORMAT </w:instrText>
+      </w:r>
+      <w:r>
+        <w:rPr>
+          <w:color w:val="000000"/>
+          <w:sz w:val="28"/>
+          <w:szCs w:val="28"/>
+          <w:lang w:val="ru-RU" w:eastAsia="en-US"/>
+        </w:rPr>
+        <w:fldChar w:fldCharType="separate"/>
+      </w:r>
+      <w:r>
+        <w:rPr>
+          <w:noProof/>
+          <w:color w:val="000000"/>
+          <w:sz w:val="28"/>
+          <w:szCs w:val="28"/>
+          <w:lang w:val="ru-RU" w:eastAsia="en-US"/>
+        </w:rPr>
+        <w:t>«EVENT_WITNESSES»</w:t>
+      </w:r>
+      <w:r>
+        <w:rPr>
+          <w:color w:val="000000"/>
+          <w:sz w:val="28"/>
+          <w:szCs w:val="28"/>
+          <w:lang w:val="ru-RU" w:eastAsia="en-US"/>
+        </w:rPr>
+        <w:fldChar w:fldCharType="end"/>
+      </w:r>
+      <w:r>
+        <w:rPr>
+          <w:sz w:val="28"/>
+          <w:szCs w:val="28"/>
           <w:lang w:val="ru-RU"/>
         </w:rPr>
         <w:t xml:space="preserve"> </w:t>
-      </w:r>
-      <w:proofErr w:type="spellStart"/>
-      <w:r>
-        <w:rPr>
-          <w:sz w:val="28"/>
-          <w:szCs w:val="28"/>
-          <w:highlight w:val="yellow"/>
-          <w:lang w:val="ru-RU"/>
-        </w:rPr>
-        <w:t>Віталійович</w:t>
-      </w:r>
-      <w:proofErr w:type="spellEnd"/>
-      <w:r>
-        <w:rPr>
-          <w:sz w:val="28"/>
-          <w:szCs w:val="28"/>
-          <w:highlight w:val="yellow"/>
-          <w:lang w:val="ru-RU"/>
-        </w:rPr>
-        <w:t xml:space="preserve">, командир </w:t>
-      </w:r>
-      <w:proofErr w:type="spellStart"/>
-      <w:r>
-        <w:rPr>
-          <w:sz w:val="28"/>
-          <w:szCs w:val="28"/>
-          <w:highlight w:val="yellow"/>
-          <w:lang w:val="ru-RU"/>
-        </w:rPr>
-        <w:t>міномета</w:t>
-      </w:r>
-      <w:proofErr w:type="spellEnd"/>
-      <w:r>
-        <w:rPr>
-          <w:sz w:val="28"/>
-          <w:szCs w:val="28"/>
-          <w:highlight w:val="yellow"/>
-          <w:lang w:val="ru-RU"/>
-        </w:rPr>
-        <w:t xml:space="preserve"> </w:t>
-      </w:r>
-      <w:proofErr w:type="spellStart"/>
-      <w:r>
-        <w:rPr>
-          <w:sz w:val="28"/>
-          <w:szCs w:val="28"/>
-          <w:highlight w:val="yellow"/>
-          <w:lang w:val="ru-RU"/>
-        </w:rPr>
-        <w:t>мінометного</w:t>
-      </w:r>
-      <w:proofErr w:type="spellEnd"/>
-      <w:r>
-        <w:rPr>
-          <w:sz w:val="28"/>
-          <w:szCs w:val="28"/>
-          <w:highlight w:val="yellow"/>
-          <w:lang w:val="ru-RU"/>
-        </w:rPr>
-        <w:t xml:space="preserve"> взводу </w:t>
-      </w:r>
-      <w:proofErr w:type="spellStart"/>
-      <w:r>
-        <w:rPr>
-          <w:sz w:val="28"/>
-          <w:szCs w:val="28"/>
-          <w:highlight w:val="yellow"/>
-          <w:lang w:val="ru-RU"/>
-        </w:rPr>
-        <w:t>роти</w:t>
-      </w:r>
-      <w:proofErr w:type="spellEnd"/>
-      <w:r>
-        <w:rPr>
-          <w:sz w:val="28"/>
-          <w:szCs w:val="28"/>
-          <w:highlight w:val="yellow"/>
-          <w:lang w:val="ru-RU"/>
-        </w:rPr>
-        <w:t xml:space="preserve"> </w:t>
-      </w:r>
-      <w:proofErr w:type="spellStart"/>
-      <w:r>
-        <w:rPr>
-          <w:sz w:val="28"/>
-          <w:szCs w:val="28"/>
-          <w:highlight w:val="yellow"/>
-          <w:lang w:val="ru-RU"/>
-        </w:rPr>
-        <w:t>вогневої</w:t>
-      </w:r>
-      <w:proofErr w:type="spellEnd"/>
-      <w:r>
-        <w:rPr>
-          <w:sz w:val="28"/>
-          <w:szCs w:val="28"/>
-          <w:highlight w:val="yellow"/>
-          <w:lang w:val="ru-RU"/>
-        </w:rPr>
-        <w:t xml:space="preserve"> </w:t>
-      </w:r>
-      <w:proofErr w:type="spellStart"/>
-      <w:r>
-        <w:rPr>
-          <w:sz w:val="28"/>
-          <w:szCs w:val="28"/>
-          <w:highlight w:val="yellow"/>
-          <w:lang w:val="ru-RU"/>
-        </w:rPr>
-        <w:t>підтримки</w:t>
-      </w:r>
-      <w:proofErr w:type="spellEnd"/>
-      <w:r>
-        <w:rPr>
-          <w:sz w:val="28"/>
-          <w:szCs w:val="28"/>
-          <w:highlight w:val="yellow"/>
-          <w:lang w:val="ru-RU"/>
-        </w:rPr>
-        <w:t xml:space="preserve"> </w:t>
-      </w:r>
-      <w:proofErr w:type="spellStart"/>
-      <w:r>
-        <w:rPr>
-          <w:sz w:val="28"/>
-          <w:szCs w:val="28"/>
-          <w:highlight w:val="yellow"/>
-          <w:lang w:val="ru-RU"/>
-        </w:rPr>
-        <w:t>військової</w:t>
-      </w:r>
-      <w:proofErr w:type="spellEnd"/>
-      <w:r>
-        <w:rPr>
-          <w:sz w:val="28"/>
-          <w:szCs w:val="28"/>
-          <w:highlight w:val="yellow"/>
-          <w:lang w:val="ru-RU"/>
-        </w:rPr>
-        <w:t xml:space="preserve"> </w:t>
-      </w:r>
-      <w:proofErr w:type="spellStart"/>
-      <w:r>
-        <w:rPr>
-          <w:sz w:val="28"/>
-          <w:szCs w:val="28"/>
-          <w:highlight w:val="yellow"/>
-          <w:lang w:val="ru-RU"/>
-        </w:rPr>
-        <w:t>частини</w:t>
-      </w:r>
-      <w:proofErr w:type="spellEnd"/>
-      <w:r>
-        <w:rPr>
-          <w:sz w:val="28"/>
-          <w:szCs w:val="28"/>
-          <w:highlight w:val="yellow"/>
-          <w:lang w:val="ru-RU"/>
-        </w:rPr>
-        <w:t xml:space="preserve"> А4682.</w:t>
       </w:r>
     </w:p>
     <w:p>
@@ -2113,520 +1956,6 @@
         <w:rPr>
           <w:sz w:val="28"/>
           <w:szCs w:val="28"/>
-          <w:highlight w:val="yellow"/>
-          <w:lang w:val="ru-RU"/>
-        </w:rPr>
-      </w:pPr>
-      <w:r>
-        <w:rPr>
-          <w:sz w:val="28"/>
-          <w:szCs w:val="28"/>
-          <w:highlight w:val="yellow"/>
-          <w:lang w:val="ru-RU"/>
-        </w:rPr>
-        <w:t xml:space="preserve">- старший солдат КОВАЛЬОВ Дмитро Миколайович, </w:t>
-      </w:r>
-      <w:proofErr w:type="spellStart"/>
-      <w:r>
-        <w:rPr>
-          <w:sz w:val="28"/>
-          <w:szCs w:val="28"/>
-          <w:highlight w:val="yellow"/>
-          <w:lang w:val="ru-RU"/>
-        </w:rPr>
-        <w:t>майстер</w:t>
-      </w:r>
-      <w:proofErr w:type="spellEnd"/>
-      <w:r>
-        <w:rPr>
-          <w:sz w:val="28"/>
-          <w:szCs w:val="28"/>
-          <w:highlight w:val="yellow"/>
-          <w:lang w:val="ru-RU"/>
-        </w:rPr>
-        <w:t xml:space="preserve"> – номер обслуги </w:t>
-      </w:r>
-      <w:proofErr w:type="spellStart"/>
-      <w:r>
-        <w:rPr>
-          <w:sz w:val="28"/>
-          <w:szCs w:val="28"/>
-          <w:highlight w:val="yellow"/>
-          <w:lang w:val="ru-RU"/>
-        </w:rPr>
-        <w:t>мінометного</w:t>
-      </w:r>
-      <w:proofErr w:type="spellEnd"/>
-      <w:r>
-        <w:rPr>
-          <w:sz w:val="28"/>
-          <w:szCs w:val="28"/>
-          <w:highlight w:val="yellow"/>
-          <w:lang w:val="ru-RU"/>
-        </w:rPr>
-        <w:t xml:space="preserve"> взводу </w:t>
-      </w:r>
-      <w:proofErr w:type="spellStart"/>
-      <w:r>
-        <w:rPr>
-          <w:sz w:val="28"/>
-          <w:szCs w:val="28"/>
-          <w:highlight w:val="yellow"/>
-          <w:lang w:val="ru-RU"/>
-        </w:rPr>
-        <w:t>роти</w:t>
-      </w:r>
-      <w:proofErr w:type="spellEnd"/>
-      <w:r>
-        <w:rPr>
-          <w:sz w:val="28"/>
-          <w:szCs w:val="28"/>
-          <w:highlight w:val="yellow"/>
-          <w:lang w:val="ru-RU"/>
-        </w:rPr>
-        <w:t xml:space="preserve"> </w:t>
-      </w:r>
-      <w:proofErr w:type="spellStart"/>
-      <w:r>
-        <w:rPr>
-          <w:sz w:val="28"/>
-          <w:szCs w:val="28"/>
-          <w:highlight w:val="yellow"/>
-          <w:lang w:val="ru-RU"/>
-        </w:rPr>
-        <w:t>вогневої</w:t>
-      </w:r>
-      <w:proofErr w:type="spellEnd"/>
-      <w:r>
-        <w:rPr>
-          <w:sz w:val="28"/>
-          <w:szCs w:val="28"/>
-          <w:highlight w:val="yellow"/>
-          <w:lang w:val="ru-RU"/>
-        </w:rPr>
-        <w:t xml:space="preserve"> </w:t>
-      </w:r>
-      <w:proofErr w:type="spellStart"/>
-      <w:r>
-        <w:rPr>
-          <w:sz w:val="28"/>
-          <w:szCs w:val="28"/>
-          <w:highlight w:val="yellow"/>
-          <w:lang w:val="ru-RU"/>
-        </w:rPr>
-        <w:t>підтримки</w:t>
-      </w:r>
-      <w:proofErr w:type="spellEnd"/>
-      <w:r>
-        <w:rPr>
-          <w:sz w:val="28"/>
-          <w:szCs w:val="28"/>
-          <w:highlight w:val="yellow"/>
-          <w:lang w:val="ru-RU"/>
-        </w:rPr>
-        <w:t xml:space="preserve"> </w:t>
-      </w:r>
-      <w:proofErr w:type="spellStart"/>
-      <w:r>
-        <w:rPr>
-          <w:sz w:val="28"/>
-          <w:szCs w:val="28"/>
-          <w:highlight w:val="yellow"/>
-          <w:lang w:val="ru-RU"/>
-        </w:rPr>
-        <w:t>військової</w:t>
-      </w:r>
-      <w:proofErr w:type="spellEnd"/>
-      <w:r>
-        <w:rPr>
-          <w:sz w:val="28"/>
-          <w:szCs w:val="28"/>
-          <w:highlight w:val="yellow"/>
-          <w:lang w:val="ru-RU"/>
-        </w:rPr>
-        <w:t xml:space="preserve"> </w:t>
-      </w:r>
-      <w:proofErr w:type="spellStart"/>
-      <w:r>
-        <w:rPr>
-          <w:sz w:val="28"/>
-          <w:szCs w:val="28"/>
-          <w:highlight w:val="yellow"/>
-          <w:lang w:val="ru-RU"/>
-        </w:rPr>
-        <w:t>частини</w:t>
-      </w:r>
-      <w:proofErr w:type="spellEnd"/>
-      <w:r>
-        <w:rPr>
-          <w:sz w:val="28"/>
-          <w:szCs w:val="28"/>
-          <w:highlight w:val="yellow"/>
-          <w:lang w:val="ru-RU"/>
-        </w:rPr>
-        <w:t xml:space="preserve"> А4682.</w:t>
-      </w:r>
-    </w:p>
-    <w:p>
-      <w:pPr>
-        <w:spacing w:line="252" w:lineRule="auto"/>
-        <w:ind w:firstLine="709"/>
-        <w:jc w:val="both"/>
-        <w:rPr>
-          <w:sz w:val="28"/>
-          <w:szCs w:val="28"/>
-          <w:highlight w:val="yellow"/>
-          <w:lang w:val="ru-RU"/>
-        </w:rPr>
-      </w:pPr>
-      <w:r>
-        <w:rPr>
-          <w:sz w:val="28"/>
-          <w:szCs w:val="28"/>
-          <w:highlight w:val="yellow"/>
-          <w:lang w:val="ru-RU"/>
-        </w:rPr>
-        <w:lastRenderedPageBreak/>
-        <w:t xml:space="preserve">- солдат ПІТУТІН </w:t>
-      </w:r>
-      <w:proofErr w:type="spellStart"/>
-      <w:r>
-        <w:rPr>
-          <w:sz w:val="28"/>
-          <w:szCs w:val="28"/>
-          <w:highlight w:val="yellow"/>
-          <w:lang w:val="ru-RU"/>
-        </w:rPr>
-        <w:t>Євген</w:t>
-      </w:r>
-      <w:proofErr w:type="spellEnd"/>
-      <w:r>
-        <w:rPr>
-          <w:sz w:val="28"/>
-          <w:szCs w:val="28"/>
-          <w:highlight w:val="yellow"/>
-          <w:lang w:val="ru-RU"/>
-        </w:rPr>
-        <w:t xml:space="preserve"> Миколайович, старший </w:t>
-      </w:r>
-      <w:proofErr w:type="spellStart"/>
-      <w:r>
-        <w:rPr>
-          <w:sz w:val="28"/>
-          <w:szCs w:val="28"/>
-          <w:highlight w:val="yellow"/>
-          <w:lang w:val="ru-RU"/>
-        </w:rPr>
-        <w:t>навідник</w:t>
-      </w:r>
-      <w:proofErr w:type="spellEnd"/>
-      <w:r>
-        <w:rPr>
-          <w:sz w:val="28"/>
-          <w:szCs w:val="28"/>
-          <w:highlight w:val="yellow"/>
-          <w:lang w:val="ru-RU"/>
-        </w:rPr>
-        <w:t xml:space="preserve"> </w:t>
-      </w:r>
-      <w:proofErr w:type="spellStart"/>
-      <w:r>
-        <w:rPr>
-          <w:sz w:val="28"/>
-          <w:szCs w:val="28"/>
-          <w:highlight w:val="yellow"/>
-          <w:lang w:val="ru-RU"/>
-        </w:rPr>
-        <w:t>мінометного</w:t>
-      </w:r>
-      <w:proofErr w:type="spellEnd"/>
-      <w:r>
-        <w:rPr>
-          <w:sz w:val="28"/>
-          <w:szCs w:val="28"/>
-          <w:highlight w:val="yellow"/>
-          <w:lang w:val="ru-RU"/>
-        </w:rPr>
-        <w:t xml:space="preserve"> взводу </w:t>
-      </w:r>
-      <w:proofErr w:type="spellStart"/>
-      <w:r>
-        <w:rPr>
-          <w:sz w:val="28"/>
-          <w:szCs w:val="28"/>
-          <w:highlight w:val="yellow"/>
-          <w:lang w:val="ru-RU"/>
-        </w:rPr>
-        <w:t>роти</w:t>
-      </w:r>
-      <w:proofErr w:type="spellEnd"/>
-      <w:r>
-        <w:rPr>
-          <w:sz w:val="28"/>
-          <w:szCs w:val="28"/>
-          <w:highlight w:val="yellow"/>
-          <w:lang w:val="ru-RU"/>
-        </w:rPr>
-        <w:t xml:space="preserve"> </w:t>
-      </w:r>
-      <w:proofErr w:type="spellStart"/>
-      <w:r>
-        <w:rPr>
-          <w:sz w:val="28"/>
-          <w:szCs w:val="28"/>
-          <w:highlight w:val="yellow"/>
-          <w:lang w:val="ru-RU"/>
-        </w:rPr>
-        <w:t>вогневої</w:t>
-      </w:r>
-      <w:proofErr w:type="spellEnd"/>
-      <w:r>
-        <w:rPr>
-          <w:sz w:val="28"/>
-          <w:szCs w:val="28"/>
-          <w:highlight w:val="yellow"/>
-          <w:lang w:val="ru-RU"/>
-        </w:rPr>
-        <w:t xml:space="preserve"> </w:t>
-      </w:r>
-      <w:proofErr w:type="spellStart"/>
-      <w:r>
-        <w:rPr>
-          <w:sz w:val="28"/>
-          <w:szCs w:val="28"/>
-          <w:highlight w:val="yellow"/>
-          <w:lang w:val="ru-RU"/>
-        </w:rPr>
-        <w:t>підтримки</w:t>
-      </w:r>
-      <w:proofErr w:type="spellEnd"/>
-      <w:r>
-        <w:rPr>
-          <w:sz w:val="28"/>
-          <w:szCs w:val="28"/>
-          <w:highlight w:val="yellow"/>
-          <w:lang w:val="ru-RU"/>
-        </w:rPr>
-        <w:t xml:space="preserve"> </w:t>
-      </w:r>
-      <w:proofErr w:type="spellStart"/>
-      <w:r>
-        <w:rPr>
-          <w:sz w:val="28"/>
-          <w:szCs w:val="28"/>
-          <w:highlight w:val="yellow"/>
-          <w:lang w:val="ru-RU"/>
-        </w:rPr>
-        <w:t>військової</w:t>
-      </w:r>
-      <w:proofErr w:type="spellEnd"/>
-      <w:r>
-        <w:rPr>
-          <w:sz w:val="28"/>
-          <w:szCs w:val="28"/>
-          <w:highlight w:val="yellow"/>
-          <w:lang w:val="ru-RU"/>
-        </w:rPr>
-        <w:t xml:space="preserve"> </w:t>
-      </w:r>
-      <w:proofErr w:type="spellStart"/>
-      <w:r>
-        <w:rPr>
-          <w:sz w:val="28"/>
-          <w:szCs w:val="28"/>
-          <w:highlight w:val="yellow"/>
-          <w:lang w:val="ru-RU"/>
-        </w:rPr>
-        <w:t>частини</w:t>
-      </w:r>
-      <w:proofErr w:type="spellEnd"/>
-      <w:r>
-        <w:rPr>
-          <w:sz w:val="28"/>
-          <w:szCs w:val="28"/>
-          <w:highlight w:val="yellow"/>
-          <w:lang w:val="ru-RU"/>
-        </w:rPr>
-        <w:t xml:space="preserve"> А4682.</w:t>
-      </w:r>
-    </w:p>
-    <w:p>
-      <w:pPr>
-        <w:spacing w:line="252" w:lineRule="auto"/>
-        <w:ind w:firstLine="709"/>
-        <w:jc w:val="both"/>
-        <w:rPr>
-          <w:sz w:val="28"/>
-          <w:szCs w:val="28"/>
-          <w:lang w:val="ru-RU"/>
-        </w:rPr>
-      </w:pPr>
-      <w:r>
-        <w:rPr>
-          <w:sz w:val="28"/>
-          <w:szCs w:val="28"/>
-          <w:highlight w:val="yellow"/>
-          <w:lang w:val="ru-RU"/>
-        </w:rPr>
-        <w:t xml:space="preserve">- старший солдат БОРШКІВСЬКИЙ Богдан </w:t>
-      </w:r>
-      <w:proofErr w:type="spellStart"/>
-      <w:r>
-        <w:rPr>
-          <w:sz w:val="28"/>
-          <w:szCs w:val="28"/>
-          <w:highlight w:val="yellow"/>
-          <w:lang w:val="ru-RU"/>
-        </w:rPr>
-        <w:t>Анатолійович</w:t>
-      </w:r>
-      <w:proofErr w:type="spellEnd"/>
-      <w:r>
-        <w:rPr>
-          <w:sz w:val="28"/>
-          <w:szCs w:val="28"/>
-          <w:highlight w:val="yellow"/>
-          <w:lang w:val="ru-RU"/>
-        </w:rPr>
-        <w:t xml:space="preserve">, номер обслуги </w:t>
-      </w:r>
-      <w:proofErr w:type="spellStart"/>
-      <w:r>
-        <w:rPr>
-          <w:sz w:val="28"/>
-          <w:szCs w:val="28"/>
-          <w:highlight w:val="yellow"/>
-          <w:lang w:val="ru-RU"/>
-        </w:rPr>
-        <w:t>мінометного</w:t>
-      </w:r>
-      <w:proofErr w:type="spellEnd"/>
-      <w:r>
-        <w:rPr>
-          <w:sz w:val="28"/>
-          <w:szCs w:val="28"/>
-          <w:highlight w:val="yellow"/>
-          <w:lang w:val="ru-RU"/>
-        </w:rPr>
-        <w:t xml:space="preserve"> взводу </w:t>
-      </w:r>
-      <w:proofErr w:type="spellStart"/>
-      <w:r>
-        <w:rPr>
-          <w:sz w:val="28"/>
-          <w:szCs w:val="28"/>
-          <w:highlight w:val="yellow"/>
-          <w:lang w:val="ru-RU"/>
-        </w:rPr>
-        <w:t>роти</w:t>
-      </w:r>
-      <w:proofErr w:type="spellEnd"/>
-      <w:r>
-        <w:rPr>
-          <w:sz w:val="28"/>
-          <w:szCs w:val="28"/>
-          <w:highlight w:val="yellow"/>
-          <w:lang w:val="ru-RU"/>
-        </w:rPr>
-        <w:t xml:space="preserve"> </w:t>
-      </w:r>
-      <w:proofErr w:type="spellStart"/>
-      <w:r>
-        <w:rPr>
-          <w:sz w:val="28"/>
-          <w:szCs w:val="28"/>
-          <w:highlight w:val="yellow"/>
-          <w:lang w:val="ru-RU"/>
-        </w:rPr>
-        <w:t>вогневої</w:t>
-      </w:r>
-      <w:proofErr w:type="spellEnd"/>
-      <w:r>
-        <w:rPr>
-          <w:sz w:val="28"/>
-          <w:szCs w:val="28"/>
-          <w:highlight w:val="yellow"/>
-          <w:lang w:val="ru-RU"/>
-        </w:rPr>
-        <w:t xml:space="preserve"> </w:t>
-      </w:r>
-      <w:proofErr w:type="spellStart"/>
-      <w:r>
-        <w:rPr>
-          <w:sz w:val="28"/>
-          <w:szCs w:val="28"/>
-          <w:highlight w:val="yellow"/>
-          <w:lang w:val="ru-RU"/>
-        </w:rPr>
-        <w:t>підтримки</w:t>
-      </w:r>
-      <w:proofErr w:type="spellEnd"/>
-      <w:r>
-        <w:rPr>
-          <w:sz w:val="28"/>
-          <w:szCs w:val="28"/>
-          <w:highlight w:val="yellow"/>
-          <w:lang w:val="ru-RU"/>
-        </w:rPr>
-        <w:t xml:space="preserve"> </w:t>
-      </w:r>
-      <w:proofErr w:type="spellStart"/>
-      <w:r>
-        <w:rPr>
-          <w:sz w:val="28"/>
-          <w:szCs w:val="28"/>
-          <w:highlight w:val="yellow"/>
-          <w:lang w:val="ru-RU"/>
-        </w:rPr>
-        <w:t>військової</w:t>
-      </w:r>
-      <w:proofErr w:type="spellEnd"/>
-      <w:r>
-        <w:rPr>
-          <w:sz w:val="28"/>
-          <w:szCs w:val="28"/>
-          <w:highlight w:val="yellow"/>
-          <w:lang w:val="ru-RU"/>
-        </w:rPr>
-        <w:t xml:space="preserve"> </w:t>
-      </w:r>
-      <w:proofErr w:type="spellStart"/>
-      <w:r>
-        <w:rPr>
-          <w:sz w:val="28"/>
-          <w:szCs w:val="28"/>
-          <w:highlight w:val="yellow"/>
-          <w:lang w:val="ru-RU"/>
-        </w:rPr>
-        <w:t>частини</w:t>
-      </w:r>
-      <w:proofErr w:type="spellEnd"/>
-      <w:r>
-        <w:rPr>
-          <w:sz w:val="28"/>
-          <w:szCs w:val="28"/>
-          <w:highlight w:val="yellow"/>
-          <w:lang w:val="ru-RU"/>
-        </w:rPr>
-        <w:t xml:space="preserve"> А4682.</w:t>
-      </w:r>
-      <w:r>
-        <w:rPr>
-          <w:sz w:val="28"/>
-          <w:szCs w:val="28"/>
-          <w:lang w:val="ru-RU"/>
-        </w:rPr>
-        <w:t xml:space="preserve"> </w:t>
-      </w:r>
-    </w:p>
-    <w:p>
-      <w:pPr>
-        <w:spacing w:line="252" w:lineRule="auto"/>
-        <w:ind w:firstLine="709"/>
-        <w:jc w:val="both"/>
-        <w:rPr>
-          <w:sz w:val="28"/>
-          <w:szCs w:val="28"/>
           <w:lang w:val="ru-RU"/>
         </w:rPr>
       </w:pPr>
@@ -2760,6 +2089,7 @@
           <w:sz w:val="28"/>
           <w:szCs w:val="28"/>
         </w:rPr>
+        <w:lastRenderedPageBreak/>
         <w:t xml:space="preserve">Відповідно до вимог Порядку списання військового майна у Збройних Силах України та Державній спеціальній службі транспорту, затвердженого наказом Міністерства оборони України від 29 березня 2021 № 81 (зі змінами), </w:t>
       </w:r>
       <w:bookmarkEnd w:id="8"/>
@@ -2770,7 +2100,7 @@
         </w:rPr>
         <w:t xml:space="preserve"> Закону України "Про матеріальну відповідальність військовослужбовців та прирівняних до них осіб за шкоду, завдану державі" від 03 жовтня 2019 року №160-ІХ, </w:t>
       </w:r>
-      <w:bookmarkEnd w:id="3"/>
+      <w:bookmarkEnd w:id="4"/>
       <w:r>
         <w:rPr>
           <w:sz w:val="28"/>
@@ -2778,7 +2108,7 @@
         </w:rPr>
         <w:t>та на підставі</w:t>
       </w:r>
-      <w:bookmarkEnd w:id="4"/>
+      <w:bookmarkEnd w:id="5"/>
       <w:r>
         <w:rPr>
           <w:sz w:val="28"/>
@@ -4133,7 +3463,6 @@
           <w:sz w:val="28"/>
           <w:szCs w:val="28"/>
         </w:rPr>
-        <w:lastRenderedPageBreak/>
         <w:t>4</w:t>
       </w:r>
       <w:r>
@@ -4203,7 +3532,25 @@
           <w:sz w:val="28"/>
           <w:szCs w:val="28"/>
         </w:rPr>
-        <w:t>та начальнику фінансово-економічної служби – головному бухгалтеру після надходження затвердженого єдиного акту списання військового майна, забезпечити списання з книги обліку втрат військового майна - кількості військового майна, на яку затверджено єдиний акт списання, з книги обліку нестач - суми втрат, віднесених на рахунок держави.</w:t>
+        <w:t xml:space="preserve">та начальнику фінансово-економічної служби – головному бухгалтеру після надходження затвердженого єдиного акту списання військового майна, забезпечити списання з книги обліку втрат військового майна - кількості військового майна, </w:t>
+      </w:r>
+      <w:proofErr w:type="gramStart"/>
+      <w:r>
+        <w:rPr>
+          <w:color w:val="000000" w:themeColor="text1"/>
+          <w:sz w:val="28"/>
+          <w:szCs w:val="28"/>
+        </w:rPr>
+        <w:t>на яку</w:t>
+      </w:r>
+      <w:proofErr w:type="gramEnd"/>
+      <w:r>
+        <w:rPr>
+          <w:color w:val="000000" w:themeColor="text1"/>
+          <w:sz w:val="28"/>
+          <w:szCs w:val="28"/>
+        </w:rPr>
+        <w:t xml:space="preserve"> затверджено єдиний акт списання, з книги обліку нестач - суми втрат, віднесених на рахунок держави.</w:t>
       </w:r>
       <w:r>
         <w:rPr>
@@ -4340,7 +3687,16 @@
           <w:sz w:val="28"/>
           <w:szCs w:val="28"/>
         </w:rPr>
-        <w:t>в частині, що його стосується.</w:t>
+        <w:t xml:space="preserve">в </w:t>
+      </w:r>
+      <w:r>
+        <w:rPr>
+          <w:color w:val="000000" w:themeColor="text1"/>
+          <w:sz w:val="28"/>
+          <w:szCs w:val="28"/>
+        </w:rPr>
+        <w:lastRenderedPageBreak/>
+        <w:t>частині, що його стосується.</w:t>
       </w:r>
     </w:p>
     <w:p>
@@ -4462,7 +3818,7 @@
         </w:rPr>
         <w:t>.</w:t>
       </w:r>
-      <w:bookmarkEnd w:id="5"/>
+      <w:bookmarkEnd w:id="6"/>
     </w:p>
     <w:p>
       <w:pPr>
@@ -7607,6 +6963,7 @@
   <w:style w:type="character" w:default="1" w:styleId="a0">
     <w:name w:val="Default Paragraph Font"/>
     <w:uiPriority w:val="1"/>
+    <w:semiHidden/>
     <w:unhideWhenUsed/>
   </w:style>
   <w:style w:type="table" w:default="1" w:styleId="a1">

--- a/Mil.Paperwork.Domain/Templates/WriteOffOrderTemplate.docx
+++ b/Mil.Paperwork.Domain/Templates/WriteOffOrderTemplate.docx
@@ -3273,25 +3273,34 @@
           <w:sz w:val="28"/>
           <w:szCs w:val="28"/>
         </w:rPr>
-        <w:t xml:space="preserve">відповідно до залишкової вартості знищеного майна в сумі </w:t>
-      </w:r>
-      <w:r>
-        <w:rPr>
-          <w:color w:val="000000" w:themeColor="text1"/>
-          <w:sz w:val="28"/>
-          <w:szCs w:val="28"/>
-          <w:lang w:val="ru-RU"/>
-        </w:rPr>
-        <w:fldChar w:fldCharType="begin"/>
-      </w:r>
-      <w:r>
-        <w:rPr>
-          <w:color w:val="000000" w:themeColor="text1"/>
-          <w:sz w:val="28"/>
-          <w:szCs w:val="28"/>
-          <w:lang w:val="ru-RU"/>
-        </w:rPr>
-        <w:instrText xml:space="preserve"> MERGEFIELD  TOTAL_SUM  \* MERGEFORMAT </w:instrText>
+        <w:t>відповідно до залишкової вартості знищеного майна в сумі</w:t>
+      </w:r>
+      <w:r>
+        <w:rPr>
+          <w:color w:val="000000" w:themeColor="text1"/>
+          <w:sz w:val="28"/>
+          <w:szCs w:val="28"/>
+          <w:lang w:val="ru-RU"/>
+        </w:rPr>
+        <w:t xml:space="preserve"> </w:t>
+      </w:r>
+      <w:r>
+        <w:rPr>
+          <w:color w:val="000000" w:themeColor="text1"/>
+          <w:sz w:val="28"/>
+          <w:szCs w:val="28"/>
+          <w:lang w:val="ru-RU"/>
+        </w:rPr>
+        <w:fldChar w:fldCharType="begin"/>
+      </w:r>
+      <w:r>
+        <w:rPr>
+          <w:color w:val="000000" w:themeColor="text1"/>
+          <w:sz w:val="28"/>
+          <w:szCs w:val="28"/>
+          <w:lang w:val="ru-RU"/>
+        </w:rPr>
+        <w:instrText xml:space="preserve"> MERGEFIELD  TOTAL_SUM_TEXT  \* MERGEFORMAT </w:instrText>
       </w:r>
       <w:r>
         <w:rPr>
@@ -3310,24 +3319,16 @@
           <w:szCs w:val="28"/>
           <w:lang w:val="ru-RU"/>
         </w:rPr>
-        <w:t>«TOTAL_SUM»</w:t>
-      </w:r>
-      <w:r>
-        <w:rPr>
-          <w:color w:val="000000" w:themeColor="text1"/>
-          <w:sz w:val="28"/>
-          <w:szCs w:val="28"/>
-          <w:lang w:val="ru-RU"/>
-        </w:rPr>
-        <w:fldChar w:fldCharType="end"/>
-      </w:r>
-      <w:r>
-        <w:rPr>
-          <w:color w:val="000000" w:themeColor="text1"/>
-          <w:sz w:val="28"/>
-          <w:szCs w:val="28"/>
-        </w:rPr>
-        <w:t xml:space="preserve">грн. </w:t>
+        <w:t>«TOTAL_SUM_TEXT»</w:t>
+      </w:r>
+      <w:r>
+        <w:rPr>
+          <w:color w:val="000000" w:themeColor="text1"/>
+          <w:sz w:val="28"/>
+          <w:szCs w:val="28"/>
+          <w:lang w:val="ru-RU"/>
+        </w:rPr>
+        <w:fldChar w:fldCharType="end"/>
       </w:r>
       <w:r>
         <w:rPr>
@@ -3336,25 +3337,105 @@
           <w:szCs w:val="28"/>
           <w:lang w:val="en-US"/>
         </w:rPr>
-        <w:t>(</w:t>
-      </w:r>
-      <w:r>
-        <w:rPr>
-          <w:color w:val="000000" w:themeColor="text1"/>
-          <w:sz w:val="28"/>
-          <w:szCs w:val="28"/>
-          <w:lang w:val="ru-RU"/>
-        </w:rPr>
-        <w:fldChar w:fldCharType="begin"/>
-      </w:r>
-      <w:r>
-        <w:rPr>
-          <w:color w:val="000000" w:themeColor="text1"/>
-          <w:sz w:val="28"/>
-          <w:szCs w:val="28"/>
-          <w:lang w:val="ru-RU"/>
-        </w:rPr>
-        <w:instrText xml:space="preserve"> MERGEFIELD  TOTAL_SUM_TEXT  \* MERGEFORMAT </w:instrText>
+        <w:t xml:space="preserve"> </w:t>
+      </w:r>
+      <w:r>
+        <w:rPr>
+          <w:color w:val="000000" w:themeColor="text1"/>
+          <w:sz w:val="28"/>
+          <w:szCs w:val="28"/>
+        </w:rPr>
+        <w:t xml:space="preserve">віднести </w:t>
+      </w:r>
+      <w:r>
+        <w:rPr>
+          <w:color w:val="000000" w:themeColor="text1"/>
+          <w:sz w:val="28"/>
+          <w:szCs w:val="28"/>
+        </w:rPr>
+        <w:t>на рахунок Держави</w:t>
+      </w:r>
+      <w:r>
+        <w:rPr>
+          <w:color w:val="000000" w:themeColor="text1"/>
+          <w:sz w:val="28"/>
+          <w:szCs w:val="28"/>
+        </w:rPr>
+        <w:t xml:space="preserve"> в повному обсязі</w:t>
+      </w:r>
+      <w:r>
+        <w:rPr>
+          <w:color w:val="000000" w:themeColor="text1"/>
+          <w:sz w:val="28"/>
+          <w:szCs w:val="28"/>
+        </w:rPr>
+        <w:t>.</w:t>
+      </w:r>
+    </w:p>
+    <w:p>
+      <w:pPr>
+        <w:ind w:firstLine="709"/>
+        <w:jc w:val="both"/>
+        <w:rPr>
+          <w:color w:val="000000" w:themeColor="text1"/>
+          <w:sz w:val="28"/>
+          <w:szCs w:val="28"/>
+        </w:rPr>
+      </w:pPr>
+    </w:p>
+    <w:p>
+      <w:pPr>
+        <w:jc w:val="both"/>
+        <w:rPr>
+          <w:color w:val="000000" w:themeColor="text1"/>
+          <w:sz w:val="28"/>
+          <w:szCs w:val="28"/>
+        </w:rPr>
+      </w:pPr>
+    </w:p>
+    <w:p>
+      <w:pPr>
+        <w:ind w:firstLine="709"/>
+        <w:jc w:val="both"/>
+        <w:rPr>
+          <w:color w:val="000000" w:themeColor="text1"/>
+          <w:sz w:val="28"/>
+          <w:szCs w:val="28"/>
+        </w:rPr>
+      </w:pPr>
+      <w:r>
+        <w:rPr>
+          <w:color w:val="000000" w:themeColor="text1"/>
+          <w:sz w:val="28"/>
+          <w:szCs w:val="28"/>
+        </w:rPr>
+        <w:t>4</w:t>
+      </w:r>
+      <w:r>
+        <w:rPr>
+          <w:color w:val="000000" w:themeColor="text1"/>
+          <w:sz w:val="28"/>
+          <w:szCs w:val="28"/>
+        </w:rPr>
+        <w:t>. </w:t>
+      </w:r>
+      <w:r>
+        <w:rPr>
+          <w:color w:val="000000" w:themeColor="text1"/>
+          <w:sz w:val="28"/>
+          <w:szCs w:val="28"/>
+          <w:lang w:val="ru-RU"/>
+        </w:rPr>
+        <w:fldChar w:fldCharType="begin"/>
+      </w:r>
+      <w:r>
+        <w:rPr>
+          <w:color w:val="000000" w:themeColor="text1"/>
+          <w:sz w:val="28"/>
+          <w:szCs w:val="28"/>
+          <w:lang w:val="ru-RU"/>
+        </w:rPr>
+        <w:instrText xml:space="preserve"> MERGEFIELD  TO_HEADS_OF_SERVICES \* FirstCap  \* MERGEFORMAT </w:instrText>
       </w:r>
       <w:r>
         <w:rPr>
@@ -3373,141 +3454,6 @@
           <w:szCs w:val="28"/>
           <w:lang w:val="ru-RU"/>
         </w:rPr>
-        <w:t>«TOTAL_SUM_TEXT»</w:t>
-      </w:r>
-      <w:r>
-        <w:rPr>
-          <w:color w:val="000000" w:themeColor="text1"/>
-          <w:sz w:val="28"/>
-          <w:szCs w:val="28"/>
-          <w:lang w:val="ru-RU"/>
-        </w:rPr>
-        <w:fldChar w:fldCharType="end"/>
-      </w:r>
-      <w:r>
-        <w:rPr>
-          <w:color w:val="000000" w:themeColor="text1"/>
-          <w:sz w:val="28"/>
-          <w:szCs w:val="28"/>
-          <w:lang w:val="en-US"/>
-        </w:rPr>
-        <w:t xml:space="preserve">) </w:t>
-      </w:r>
-      <w:r>
-        <w:rPr>
-          <w:color w:val="000000" w:themeColor="text1"/>
-          <w:sz w:val="28"/>
-          <w:szCs w:val="28"/>
-        </w:rPr>
-        <w:t xml:space="preserve">віднести </w:t>
-      </w:r>
-      <w:r>
-        <w:rPr>
-          <w:color w:val="000000" w:themeColor="text1"/>
-          <w:sz w:val="28"/>
-          <w:szCs w:val="28"/>
-        </w:rPr>
-        <w:t>на рахунок Держави</w:t>
-      </w:r>
-      <w:r>
-        <w:rPr>
-          <w:color w:val="000000" w:themeColor="text1"/>
-          <w:sz w:val="28"/>
-          <w:szCs w:val="28"/>
-        </w:rPr>
-        <w:t xml:space="preserve"> в повному обсязі</w:t>
-      </w:r>
-      <w:r>
-        <w:rPr>
-          <w:color w:val="000000" w:themeColor="text1"/>
-          <w:sz w:val="28"/>
-          <w:szCs w:val="28"/>
-        </w:rPr>
-        <w:t>.</w:t>
-      </w:r>
-    </w:p>
-    <w:p>
-      <w:pPr>
-        <w:ind w:firstLine="709"/>
-        <w:jc w:val="both"/>
-        <w:rPr>
-          <w:color w:val="000000" w:themeColor="text1"/>
-          <w:sz w:val="28"/>
-          <w:szCs w:val="28"/>
-        </w:rPr>
-      </w:pPr>
-    </w:p>
-    <w:p>
-      <w:pPr>
-        <w:jc w:val="both"/>
-        <w:rPr>
-          <w:color w:val="000000" w:themeColor="text1"/>
-          <w:sz w:val="28"/>
-          <w:szCs w:val="28"/>
-        </w:rPr>
-      </w:pPr>
-    </w:p>
-    <w:p>
-      <w:pPr>
-        <w:ind w:firstLine="709"/>
-        <w:jc w:val="both"/>
-        <w:rPr>
-          <w:color w:val="000000" w:themeColor="text1"/>
-          <w:sz w:val="28"/>
-          <w:szCs w:val="28"/>
-        </w:rPr>
-      </w:pPr>
-      <w:r>
-        <w:rPr>
-          <w:color w:val="000000" w:themeColor="text1"/>
-          <w:sz w:val="28"/>
-          <w:szCs w:val="28"/>
-        </w:rPr>
-        <w:t>4</w:t>
-      </w:r>
-      <w:r>
-        <w:rPr>
-          <w:color w:val="000000" w:themeColor="text1"/>
-          <w:sz w:val="28"/>
-          <w:szCs w:val="28"/>
-        </w:rPr>
-        <w:t>. </w:t>
-      </w:r>
-      <w:r>
-        <w:rPr>
-          <w:color w:val="000000" w:themeColor="text1"/>
-          <w:sz w:val="28"/>
-          <w:szCs w:val="28"/>
-          <w:lang w:val="ru-RU"/>
-        </w:rPr>
-        <w:fldChar w:fldCharType="begin"/>
-      </w:r>
-      <w:r>
-        <w:rPr>
-          <w:color w:val="000000" w:themeColor="text1"/>
-          <w:sz w:val="28"/>
-          <w:szCs w:val="28"/>
-          <w:lang w:val="ru-RU"/>
-        </w:rPr>
-        <w:instrText xml:space="preserve"> MERGEFIELD  TO_HEADS_OF_SERVICES  \* MERGEFORMAT </w:instrText>
-      </w:r>
-      <w:r>
-        <w:rPr>
-          <w:color w:val="000000" w:themeColor="text1"/>
-          <w:sz w:val="28"/>
-          <w:szCs w:val="28"/>
-          <w:lang w:val="ru-RU"/>
-        </w:rPr>
-        <w:fldChar w:fldCharType="separate"/>
-      </w:r>
-      <w:r>
-        <w:rPr>
-          <w:noProof/>
-          <w:color w:val="000000" w:themeColor="text1"/>
-          <w:sz w:val="28"/>
-          <w:szCs w:val="28"/>
-          <w:lang w:val="ru-RU"/>
-        </w:rPr>
         <w:t>«TO_HEADS_OF_SERVICES»</w:t>
       </w:r>
       <w:r>
@@ -3532,25 +3478,7 @@
           <w:sz w:val="28"/>
           <w:szCs w:val="28"/>
         </w:rPr>
-        <w:t xml:space="preserve">та начальнику фінансово-економічної служби – головному бухгалтеру після надходження затвердженого єдиного акту списання військового майна, забезпечити списання з книги обліку втрат військового майна - кількості військового майна, </w:t>
-      </w:r>
-      <w:proofErr w:type="gramStart"/>
-      <w:r>
-        <w:rPr>
-          <w:color w:val="000000" w:themeColor="text1"/>
-          <w:sz w:val="28"/>
-          <w:szCs w:val="28"/>
-        </w:rPr>
-        <w:t>на яку</w:t>
-      </w:r>
-      <w:proofErr w:type="gramEnd"/>
-      <w:r>
-        <w:rPr>
-          <w:color w:val="000000" w:themeColor="text1"/>
-          <w:sz w:val="28"/>
-          <w:szCs w:val="28"/>
-        </w:rPr>
-        <w:t xml:space="preserve"> затверджено єдиний акт списання, з книги обліку нестач - суми втрат, віднесених на рахунок держави.</w:t>
+        <w:t>та начальнику фінансово-економічної служби – головному бухгалтеру після надходження затвердженого єдиного акту списання військового майна, забезпечити списання з книги обліку втрат військового майна - кількості військового майна, на яку затверджено єдиний акт списання, з книги обліку нестач - суми втрат, віднесених на рахунок держави.</w:t>
       </w:r>
       <w:r>
         <w:rPr>
@@ -3687,16 +3615,7 @@
           <w:sz w:val="28"/>
           <w:szCs w:val="28"/>
         </w:rPr>
-        <w:t xml:space="preserve">в </w:t>
-      </w:r>
-      <w:r>
-        <w:rPr>
-          <w:color w:val="000000" w:themeColor="text1"/>
-          <w:sz w:val="28"/>
-          <w:szCs w:val="28"/>
-        </w:rPr>
-        <w:lastRenderedPageBreak/>
-        <w:t>частині, що його стосується.</w:t>
+        <w:t>в частині, що його стосується.</w:t>
       </w:r>
     </w:p>
     <w:p>

--- a/Mil.Paperwork.Domain/Templates/WriteOffOrderTemplate.docx
+++ b/Mil.Paperwork.Domain/Templates/WriteOffOrderTemplate.docx
@@ -1123,13 +1123,6 @@
       </w:r>
       <w:r>
         <w:rPr>
-          <w:sz w:val="28"/>
-          <w:szCs w:val="28"/>
-        </w:rPr>
-        <w:t xml:space="preserve">по </w:t>
-      </w:r>
-      <w:r>
-        <w:rPr>
           <w:color w:val="000000"/>
           <w:sz w:val="28"/>
           <w:szCs w:val="28"/>
@@ -5366,23 +5359,7 @@
           <w:sz w:val="26"/>
           <w:szCs w:val="26"/>
         </w:rPr>
-        <w:t xml:space="preserve">Оформлення </w:t>
-      </w:r>
-      <w:proofErr w:type="spellStart"/>
-      <w:r>
-        <w:rPr>
-          <w:sz w:val="26"/>
-          <w:szCs w:val="26"/>
-        </w:rPr>
-        <w:t>проєкту</w:t>
-      </w:r>
-      <w:proofErr w:type="spellEnd"/>
-      <w:r>
-        <w:rPr>
-          <w:sz w:val="26"/>
-          <w:szCs w:val="26"/>
-        </w:rPr>
-        <w:t xml:space="preserve"> наказу відповідає вимогам наказу Головнокомандувача Збройних Сил України №40 від 31.01.2024. Правильність написання посад, військових звань, прізвищ та ініціалів перевірено</w:t>
+        <w:t>Оформлення проєкту наказу відповідає вимогам наказу Головнокомандувача Збройних Сил України №40 від 31.01.2024. Правильність написання посад, військових звань, прізвищ та ініціалів перевірено</w:t>
       </w:r>
     </w:p>
     <w:p>
@@ -5668,21 +5645,12 @@
           <w:szCs w:val="26"/>
         </w:rPr>
       </w:pPr>
-      <w:proofErr w:type="spellStart"/>
-      <w:r>
-        <w:rPr>
-          <w:sz w:val="26"/>
-          <w:szCs w:val="26"/>
-        </w:rPr>
-        <w:t>Проєкт</w:t>
-      </w:r>
-      <w:proofErr w:type="spellEnd"/>
-      <w:r>
-        <w:rPr>
-          <w:sz w:val="26"/>
-          <w:szCs w:val="26"/>
-        </w:rPr>
-        <w:t xml:space="preserve"> наказу підготовлено та погоджено із заінтересованими посадовими особами </w:t>
+      <w:r>
+        <w:rPr>
+          <w:sz w:val="26"/>
+          <w:szCs w:val="26"/>
+        </w:rPr>
+        <w:t xml:space="preserve">Проєкт наказу підготовлено та погоджено із заінтересованими посадовими особами </w:t>
       </w:r>
     </w:p>
     <w:p>
